--- a/docs/deliverables/out/Drop-0_Setup_and_Data_Migration/BRD-13_Data_Migration/00_BIBS_StartHere_BRD-13_Data_Migration_v2.0.docx
+++ b/docs/deliverables/out/Drop-0_Setup_and_Data_Migration/BRD-13_Data_Migration/00_BIBS_StartHere_BRD-13_Data_Migration_v2.0.docx
@@ -4044,7 +4044,7 @@
       </w:r>
       <w:r>
         <w:rPr/>
-        <w:t xml:space="preserve"> Read the Handbook part of your role, or follow the same screens on SIT during the sessions. In the Migration Workbook, set BU review to Accept, Change requested or Comment on each row of your objects (sheets Object catalogue, Data owners, Extract planning, the load template sheets, Code maps, Validation rules, Cut-over tasks, Reconciliation sign-off) and on the screen sheets, write the change in BU comment, and add your name and the date. On the sheet Proposed rules, record the BDOI decision on each proposed rule. Questions go to the Comments log sheet. One workbook per unit is enough.</w:t>
+        <w:t xml:space="preserve"> Read the Handbook part of your role, or follow the same screens on SIT during the sessions. In the Migration Workbook, set BU review to Accept, Change requested or Comment on each row of your objects (sheets Object catalogue, Data owners, Extract planning, Code maps, Validation rules, Cut-over tasks, Reconciliation sign-off; on the load template sheets, listed in load order on the sheet Load templates, the BU review rows above each column) and on the screen sheets, write the change in BU comment, and add your name and the date. On the sheet Proposed rules, record the BDOI decision on each proposed rule. Questions go to the Comments log sheet, with the load template and the column when they concern one. One workbook per unit is enough.</w:t>
       </w:r>
     </w:p>
     <w:p>

--- a/docs/deliverables/out/Drop-0_Setup_and_Data_Migration/BRD-13_Data_Migration/00_BIBS_StartHere_BRD-13_Data_Migration_v2.0.docx
+++ b/docs/deliverables/out/Drop-0_Setup_and_Data_Migration/BRD-13_Data_Migration/00_BIBS_StartHere_BRD-13_Data_Migration_v2.0.docx
@@ -1013,7 +1013,7 @@
               <w:rPr>
                 <w:sz w:val="18"/>
               </w:rPr>
-              <w:t>Program Manager, Business Project Services</w:t>
+              <w:t>Product Owner, Marketing Business System, and the approvers of the BRD-13 approval pages</w:t>
             </w:r>
           </w:p>
         </w:tc>
@@ -1035,7 +1035,7 @@
               <w:rPr>
                 <w:sz w:val="18"/>
               </w:rPr>
-              <w:t>Business owner and approver</w:t>
+              <w:t>Approvers</w:t>
             </w:r>
           </w:p>
         </w:tc>
@@ -1057,7 +1057,7 @@
               <w:rPr>
                 <w:sz w:val="18"/>
               </w:rPr>
-              <w:t>BDO Unibank ESG</w:t>
+              <w:t>BDOI</w:t>
             </w:r>
           </w:p>
         </w:tc>
@@ -1107,7 +1107,387 @@
               <w:rPr>
                 <w:sz w:val="18"/>
               </w:rPr>
+              <w:t>Program Manager, Business Project Services</w:t>
+            </w:r>
+          </w:p>
+        </w:tc>
+        <w:tc>
+          <w:tcPr>
+            <w:tcW w:type="dxa" w:w="2266"/>
+            <w:tcMar>
+              <w:top w:w="50" w:type="dxa"/>
+              <w:bottom w:w="50" w:type="dxa"/>
+              <w:left w:w="90" w:type="dxa"/>
+              <w:right w:w="90" w:type="dxa"/>
+            </w:tcMar>
+            <w:shd w:val="clear" w:color="auto" w:fill="E5F5FF"/>
+          </w:tcPr>
+          <w:p>
+            <w:pPr>
+              <w:pStyle w:val="BDOITable"/>
+            </w:pPr>
+            <w:r>
+              <w:rPr>
+                <w:sz w:val="18"/>
+              </w:rPr>
+              <w:t>BRD author; reviewer of traceability and completeness</w:t>
+            </w:r>
+          </w:p>
+        </w:tc>
+        <w:tc>
+          <w:tcPr>
+            <w:tcW w:type="dxa" w:w="2266"/>
+            <w:tcMar>
+              <w:top w:w="50" w:type="dxa"/>
+              <w:bottom w:w="50" w:type="dxa"/>
+              <w:left w:w="90" w:type="dxa"/>
+              <w:right w:w="90" w:type="dxa"/>
+            </w:tcMar>
+            <w:shd w:val="clear" w:color="auto" w:fill="E5F5FF"/>
+          </w:tcPr>
+          <w:p>
+            <w:pPr>
+              <w:pStyle w:val="BDOITable"/>
+            </w:pPr>
+            <w:r>
+              <w:rPr>
+                <w:sz w:val="18"/>
+              </w:rPr>
+              <w:t>BDO Unibank ESG</w:t>
+            </w:r>
+          </w:p>
+        </w:tc>
+        <w:tc>
+          <w:tcPr>
+            <w:tcW w:type="dxa" w:w="2833"/>
+            <w:tcMar>
+              <w:top w:w="50" w:type="dxa"/>
+              <w:bottom w:w="50" w:type="dxa"/>
+              <w:left w:w="90" w:type="dxa"/>
+              <w:right w:w="90" w:type="dxa"/>
+            </w:tcMar>
+            <w:shd w:val="clear" w:color="auto" w:fill="E5F5FF"/>
+          </w:tcPr>
+          <w:p>
+            <w:pPr>
+              <w:pStyle w:val="BDOITable"/>
+            </w:pPr>
+            <w:r>
+              <w:rPr>
+                <w:sz w:val="18"/>
+              </w:rPr>
+              <w:t>Review; owner of the cut-over</w:t>
+            </w:r>
+          </w:p>
+        </w:tc>
+      </w:tr>
+      <w:tr>
+        <w:trPr>
+          <w:cantSplit w:val="true"/>
+        </w:trPr>
+        <w:tc>
+          <w:tcPr>
+            <w:tcW w:type="dxa" w:w="2606"/>
+            <w:tcMar>
+              <w:top w:w="50" w:type="dxa"/>
+              <w:bottom w:w="50" w:type="dxa"/>
+              <w:left w:w="90" w:type="dxa"/>
+              <w:right w:w="90" w:type="dxa"/>
+            </w:tcMar>
+          </w:tcPr>
+          <w:p>
+            <w:pPr>
+              <w:pStyle w:val="BDOITable"/>
+            </w:pPr>
+            <w:r>
+              <w:rPr>
+                <w:sz w:val="18"/>
+              </w:rPr>
               <w:t>Data Migration Lead</w:t>
+            </w:r>
+          </w:p>
+        </w:tc>
+        <w:tc>
+          <w:tcPr>
+            <w:tcW w:type="dxa" w:w="2266"/>
+            <w:tcMar>
+              <w:top w:w="50" w:type="dxa"/>
+              <w:bottom w:w="50" w:type="dxa"/>
+              <w:left w:w="90" w:type="dxa"/>
+              <w:right w:w="90" w:type="dxa"/>
+            </w:tcMar>
+          </w:tcPr>
+          <w:p>
+            <w:pPr>
+              <w:pStyle w:val="BDOITable"/>
+            </w:pPr>
+            <w:r>
+              <w:rPr>
+                <w:sz w:val="18"/>
+              </w:rPr>
+              <w:t>Reviewer and signatory</w:t>
+            </w:r>
+          </w:p>
+        </w:tc>
+        <w:tc>
+          <w:tcPr>
+            <w:tcW w:type="dxa" w:w="2266"/>
+            <w:tcMar>
+              <w:top w:w="50" w:type="dxa"/>
+              <w:bottom w:w="50" w:type="dxa"/>
+              <w:left w:w="90" w:type="dxa"/>
+              <w:right w:w="90" w:type="dxa"/>
+            </w:tcMar>
+          </w:tcPr>
+          <w:p>
+            <w:pPr>
+              <w:pStyle w:val="BDOITable"/>
+            </w:pPr>
+            <w:r>
+              <w:rPr>
+                <w:sz w:val="18"/>
+              </w:rPr>
+              <w:t>BDOI</w:t>
+            </w:r>
+          </w:p>
+        </w:tc>
+        <w:tc>
+          <w:tcPr>
+            <w:tcW w:type="dxa" w:w="2833"/>
+            <w:tcMar>
+              <w:top w:w="50" w:type="dxa"/>
+              <w:bottom w:w="50" w:type="dxa"/>
+              <w:left w:w="90" w:type="dxa"/>
+              <w:right w:w="90" w:type="dxa"/>
+            </w:tcMar>
+          </w:tcPr>
+          <w:p>
+            <w:pPr>
+              <w:pStyle w:val="BDOITable"/>
+            </w:pPr>
+            <w:r>
+              <w:rPr>
+                <w:sz w:val="18"/>
+              </w:rPr>
+              <w:t>Object decisions, trial migrations, cut-over plan</w:t>
+            </w:r>
+          </w:p>
+        </w:tc>
+      </w:tr>
+      <w:tr>
+        <w:trPr>
+          <w:cantSplit w:val="true"/>
+        </w:trPr>
+        <w:tc>
+          <w:tcPr>
+            <w:tcW w:type="dxa" w:w="2606"/>
+            <w:tcMar>
+              <w:top w:w="50" w:type="dxa"/>
+              <w:bottom w:w="50" w:type="dxa"/>
+              <w:left w:w="90" w:type="dxa"/>
+              <w:right w:w="90" w:type="dxa"/>
+            </w:tcMar>
+            <w:shd w:val="clear" w:color="auto" w:fill="E5F5FF"/>
+          </w:tcPr>
+          <w:p>
+            <w:pPr>
+              <w:pStyle w:val="BDOITable"/>
+            </w:pPr>
+            <w:r>
+              <w:rPr>
+                <w:sz w:val="18"/>
+              </w:rPr>
+              <w:t>Data owners: Marketing Business System, Retail and Corporate Marketing, Operations, Disbursement, Compliance and Analytics</w:t>
+            </w:r>
+          </w:p>
+        </w:tc>
+        <w:tc>
+          <w:tcPr>
+            <w:tcW w:type="dxa" w:w="2266"/>
+            <w:tcMar>
+              <w:top w:w="50" w:type="dxa"/>
+              <w:bottom w:w="50" w:type="dxa"/>
+              <w:left w:w="90" w:type="dxa"/>
+              <w:right w:w="90" w:type="dxa"/>
+            </w:tcMar>
+            <w:shd w:val="clear" w:color="auto" w:fill="E5F5FF"/>
+          </w:tcPr>
+          <w:p>
+            <w:pPr>
+              <w:pStyle w:val="BDOITable"/>
+            </w:pPr>
+            <w:r>
+              <w:rPr>
+                <w:sz w:val="18"/>
+              </w:rPr>
+              <w:t>Reviewers and signatories</w:t>
+            </w:r>
+          </w:p>
+        </w:tc>
+        <w:tc>
+          <w:tcPr>
+            <w:tcW w:type="dxa" w:w="2266"/>
+            <w:tcMar>
+              <w:top w:w="50" w:type="dxa"/>
+              <w:bottom w:w="50" w:type="dxa"/>
+              <w:left w:w="90" w:type="dxa"/>
+              <w:right w:w="90" w:type="dxa"/>
+            </w:tcMar>
+            <w:shd w:val="clear" w:color="auto" w:fill="E5F5FF"/>
+          </w:tcPr>
+          <w:p>
+            <w:pPr>
+              <w:pStyle w:val="BDOITable"/>
+            </w:pPr>
+            <w:r>
+              <w:rPr>
+                <w:sz w:val="18"/>
+              </w:rPr>
+              <w:t>BDOI</w:t>
+            </w:r>
+          </w:p>
+        </w:tc>
+        <w:tc>
+          <w:tcPr>
+            <w:tcW w:type="dxa" w:w="2833"/>
+            <w:tcMar>
+              <w:top w:w="50" w:type="dxa"/>
+              <w:bottom w:w="50" w:type="dxa"/>
+              <w:left w:w="90" w:type="dxa"/>
+              <w:right w:w="90" w:type="dxa"/>
+            </w:tcMar>
+            <w:shd w:val="clear" w:color="auto" w:fill="E5F5FF"/>
+          </w:tcPr>
+          <w:p>
+            <w:pPr>
+              <w:pStyle w:val="BDOITable"/>
+            </w:pPr>
+            <w:r>
+              <w:rPr>
+                <w:sz w:val="18"/>
+              </w:rPr>
+              <w:t>Review of their objects</w:t>
+            </w:r>
+          </w:p>
+        </w:tc>
+      </w:tr>
+      <w:tr>
+        <w:trPr>
+          <w:cantSplit w:val="true"/>
+        </w:trPr>
+        <w:tc>
+          <w:tcPr>
+            <w:tcW w:type="dxa" w:w="2606"/>
+            <w:tcMar>
+              <w:top w:w="50" w:type="dxa"/>
+              <w:bottom w:w="50" w:type="dxa"/>
+              <w:left w:w="90" w:type="dxa"/>
+              <w:right w:w="90" w:type="dxa"/>
+            </w:tcMar>
+          </w:tcPr>
+          <w:p>
+            <w:pPr>
+              <w:pStyle w:val="BDOITable"/>
+            </w:pPr>
+            <w:r>
+              <w:rPr>
+                <w:sz w:val="18"/>
+              </w:rPr>
+              <w:t>Comptrollership</w:t>
+            </w:r>
+          </w:p>
+        </w:tc>
+        <w:tc>
+          <w:tcPr>
+            <w:tcW w:type="dxa" w:w="2266"/>
+            <w:tcMar>
+              <w:top w:w="50" w:type="dxa"/>
+              <w:bottom w:w="50" w:type="dxa"/>
+              <w:left w:w="90" w:type="dxa"/>
+              <w:right w:w="90" w:type="dxa"/>
+            </w:tcMar>
+          </w:tcPr>
+          <w:p>
+            <w:pPr>
+              <w:pStyle w:val="BDOITable"/>
+            </w:pPr>
+            <w:r>
+              <w:rPr>
+                <w:sz w:val="18"/>
+              </w:rPr>
+              <w:t>Reviewer and signatory</w:t>
+            </w:r>
+          </w:p>
+        </w:tc>
+        <w:tc>
+          <w:tcPr>
+            <w:tcW w:type="dxa" w:w="2266"/>
+            <w:tcMar>
+              <w:top w:w="50" w:type="dxa"/>
+              <w:bottom w:w="50" w:type="dxa"/>
+              <w:left w:w="90" w:type="dxa"/>
+              <w:right w:w="90" w:type="dxa"/>
+            </w:tcMar>
+          </w:tcPr>
+          <w:p>
+            <w:pPr>
+              <w:pStyle w:val="BDOITable"/>
+            </w:pPr>
+            <w:r>
+              <w:rPr>
+                <w:sz w:val="18"/>
+              </w:rPr>
+              <w:t>BDOI</w:t>
+            </w:r>
+          </w:p>
+        </w:tc>
+        <w:tc>
+          <w:tcPr>
+            <w:tcW w:type="dxa" w:w="2833"/>
+            <w:tcMar>
+              <w:top w:w="50" w:type="dxa"/>
+              <w:bottom w:w="50" w:type="dxa"/>
+              <w:left w:w="90" w:type="dxa"/>
+              <w:right w:w="90" w:type="dxa"/>
+            </w:tcMar>
+          </w:tcPr>
+          <w:p>
+            <w:pPr>
+              <w:pStyle w:val="BDOITable"/>
+            </w:pPr>
+            <w:r>
+              <w:rPr>
+                <w:sz w:val="18"/>
+              </w:rPr>
+              <w:t>Legacy accounts, GL opening, reconciliation, opening-balance adjustments, year-end option</w:t>
+            </w:r>
+          </w:p>
+        </w:tc>
+      </w:tr>
+      <w:tr>
+        <w:trPr>
+          <w:cantSplit w:val="true"/>
+        </w:trPr>
+        <w:tc>
+          <w:tcPr>
+            <w:tcW w:type="dxa" w:w="2606"/>
+            <w:tcMar>
+              <w:top w:w="50" w:type="dxa"/>
+              <w:bottom w:w="50" w:type="dxa"/>
+              <w:left w:w="90" w:type="dxa"/>
+              <w:right w:w="90" w:type="dxa"/>
+            </w:tcMar>
+            <w:shd w:val="clear" w:color="auto" w:fill="E5F5FF"/>
+          </w:tcPr>
+          <w:p>
+            <w:pPr>
+              <w:pStyle w:val="BDOITable"/>
+            </w:pPr>
+            <w:r>
+              <w:rPr>
+                <w:sz w:val="18"/>
+              </w:rPr>
+              <w:t>Renewal processing team</w:t>
             </w:r>
           </w:p>
         </w:tc>
@@ -1176,7 +1556,7 @@
               <w:rPr>
                 <w:sz w:val="18"/>
               </w:rPr>
-              <w:t>Object decisions, trial migrations, cut-over plan</w:t>
+              <w:t>Renewal advices already sent, day-1 renewal queue</w:t>
             </w:r>
           </w:p>
         </w:tc>
@@ -1203,197 +1583,7 @@
               <w:rPr>
                 <w:sz w:val="18"/>
               </w:rPr>
-              <w:t>Data owners: Marketing Business System, Retail and Corporate Marketing, Operations, Disbursement, Compliance and Analytics</w:t>
-            </w:r>
-          </w:p>
-        </w:tc>
-        <w:tc>
-          <w:tcPr>
-            <w:tcW w:type="dxa" w:w="2266"/>
-            <w:tcMar>
-              <w:top w:w="50" w:type="dxa"/>
-              <w:bottom w:w="50" w:type="dxa"/>
-              <w:left w:w="90" w:type="dxa"/>
-              <w:right w:w="90" w:type="dxa"/>
-            </w:tcMar>
-          </w:tcPr>
-          <w:p>
-            <w:pPr>
-              <w:pStyle w:val="BDOITable"/>
-            </w:pPr>
-            <w:r>
-              <w:rPr>
-                <w:sz w:val="18"/>
-              </w:rPr>
-              <w:t>Reviewers and signatories</w:t>
-            </w:r>
-          </w:p>
-        </w:tc>
-        <w:tc>
-          <w:tcPr>
-            <w:tcW w:type="dxa" w:w="2266"/>
-            <w:tcMar>
-              <w:top w:w="50" w:type="dxa"/>
-              <w:bottom w:w="50" w:type="dxa"/>
-              <w:left w:w="90" w:type="dxa"/>
-              <w:right w:w="90" w:type="dxa"/>
-            </w:tcMar>
-          </w:tcPr>
-          <w:p>
-            <w:pPr>
-              <w:pStyle w:val="BDOITable"/>
-            </w:pPr>
-            <w:r>
-              <w:rPr>
-                <w:sz w:val="18"/>
-              </w:rPr>
-              <w:t>BDOI</w:t>
-            </w:r>
-          </w:p>
-        </w:tc>
-        <w:tc>
-          <w:tcPr>
-            <w:tcW w:type="dxa" w:w="2833"/>
-            <w:tcMar>
-              <w:top w:w="50" w:type="dxa"/>
-              <w:bottom w:w="50" w:type="dxa"/>
-              <w:left w:w="90" w:type="dxa"/>
-              <w:right w:w="90" w:type="dxa"/>
-            </w:tcMar>
-          </w:tcPr>
-          <w:p>
-            <w:pPr>
-              <w:pStyle w:val="BDOITable"/>
-            </w:pPr>
-            <w:r>
-              <w:rPr>
-                <w:sz w:val="18"/>
-              </w:rPr>
-              <w:t>Review of their objects</w:t>
-            </w:r>
-          </w:p>
-        </w:tc>
-      </w:tr>
-      <w:tr>
-        <w:trPr>
-          <w:cantSplit w:val="true"/>
-        </w:trPr>
-        <w:tc>
-          <w:tcPr>
-            <w:tcW w:type="dxa" w:w="2606"/>
-            <w:tcMar>
-              <w:top w:w="50" w:type="dxa"/>
-              <w:bottom w:w="50" w:type="dxa"/>
-              <w:left w:w="90" w:type="dxa"/>
-              <w:right w:w="90" w:type="dxa"/>
-            </w:tcMar>
-            <w:shd w:val="clear" w:color="auto" w:fill="E5F5FF"/>
-          </w:tcPr>
-          <w:p>
-            <w:pPr>
-              <w:pStyle w:val="BDOITable"/>
-            </w:pPr>
-            <w:r>
-              <w:rPr>
-                <w:sz w:val="18"/>
-              </w:rPr>
-              <w:t>Comptrollership</w:t>
-            </w:r>
-          </w:p>
-        </w:tc>
-        <w:tc>
-          <w:tcPr>
-            <w:tcW w:type="dxa" w:w="2266"/>
-            <w:tcMar>
-              <w:top w:w="50" w:type="dxa"/>
-              <w:bottom w:w="50" w:type="dxa"/>
-              <w:left w:w="90" w:type="dxa"/>
-              <w:right w:w="90" w:type="dxa"/>
-            </w:tcMar>
-            <w:shd w:val="clear" w:color="auto" w:fill="E5F5FF"/>
-          </w:tcPr>
-          <w:p>
-            <w:pPr>
-              <w:pStyle w:val="BDOITable"/>
-            </w:pPr>
-            <w:r>
-              <w:rPr>
-                <w:sz w:val="18"/>
-              </w:rPr>
-              <w:t>Reviewer and signatory</w:t>
-            </w:r>
-          </w:p>
-        </w:tc>
-        <w:tc>
-          <w:tcPr>
-            <w:tcW w:type="dxa" w:w="2266"/>
-            <w:tcMar>
-              <w:top w:w="50" w:type="dxa"/>
-              <w:bottom w:w="50" w:type="dxa"/>
-              <w:left w:w="90" w:type="dxa"/>
-              <w:right w:w="90" w:type="dxa"/>
-            </w:tcMar>
-            <w:shd w:val="clear" w:color="auto" w:fill="E5F5FF"/>
-          </w:tcPr>
-          <w:p>
-            <w:pPr>
-              <w:pStyle w:val="BDOITable"/>
-            </w:pPr>
-            <w:r>
-              <w:rPr>
-                <w:sz w:val="18"/>
-              </w:rPr>
-              <w:t>BDOI</w:t>
-            </w:r>
-          </w:p>
-        </w:tc>
-        <w:tc>
-          <w:tcPr>
-            <w:tcW w:type="dxa" w:w="2833"/>
-            <w:tcMar>
-              <w:top w:w="50" w:type="dxa"/>
-              <w:bottom w:w="50" w:type="dxa"/>
-              <w:left w:w="90" w:type="dxa"/>
-              <w:right w:w="90" w:type="dxa"/>
-            </w:tcMar>
-            <w:shd w:val="clear" w:color="auto" w:fill="E5F5FF"/>
-          </w:tcPr>
-          <w:p>
-            <w:pPr>
-              <w:pStyle w:val="BDOITable"/>
-            </w:pPr>
-            <w:r>
-              <w:rPr>
-                <w:sz w:val="18"/>
-              </w:rPr>
-              <w:t>Legacy accounts, GL opening, reconciliation, opening-balance adjustments, year-end option</w:t>
-            </w:r>
-          </w:p>
-        </w:tc>
-      </w:tr>
-      <w:tr>
-        <w:trPr>
-          <w:cantSplit w:val="true"/>
-        </w:trPr>
-        <w:tc>
-          <w:tcPr>
-            <w:tcW w:type="dxa" w:w="2606"/>
-            <w:tcMar>
-              <w:top w:w="50" w:type="dxa"/>
-              <w:bottom w:w="50" w:type="dxa"/>
-              <w:left w:w="90" w:type="dxa"/>
-              <w:right w:w="90" w:type="dxa"/>
-            </w:tcMar>
-          </w:tcPr>
-          <w:p>
-            <w:pPr>
-              <w:pStyle w:val="BDOITable"/>
-            </w:pPr>
-            <w:r>
-              <w:rPr>
-                <w:sz w:val="18"/>
-              </w:rPr>
-              <w:t>Renewal processing team</w:t>
+              <w:t>BDOI IT</w:t>
             </w:r>
           </w:p>
         </w:tc>
@@ -1459,7 +1649,7 @@
               <w:rPr>
                 <w:sz w:val="18"/>
               </w:rPr>
-              <w:t>Renewal advices already sent, day-1 renewal queue</w:t>
+              <w:t>Extracts, transfer, freeze, read-only access, decommissioning</w:t>
             </w:r>
           </w:p>
         </w:tc>
@@ -1487,7 +1677,7 @@
               <w:rPr>
                 <w:sz w:val="18"/>
               </w:rPr>
-              <w:t>BDOI IT</w:t>
+              <w:t>Project team</w:t>
             </w:r>
           </w:p>
         </w:tc>
@@ -1510,7 +1700,7 @@
               <w:rPr>
                 <w:sz w:val="18"/>
               </w:rPr>
-              <w:t>Reviewer and signatory</w:t>
+              <w:t>Delivery</w:t>
             </w:r>
           </w:p>
         </w:tc>
@@ -1533,7 +1723,7 @@
               <w:rPr>
                 <w:sz w:val="18"/>
               </w:rPr>
-              <w:t>BDOI</w:t>
+              <w:t>iorta TechNXT</w:t>
             </w:r>
           </w:p>
         </w:tc>
@@ -1547,99 +1737,6 @@
               <w:right w:w="90" w:type="dxa"/>
             </w:tcMar>
             <w:shd w:val="clear" w:color="auto" w:fill="E5F5FF"/>
-          </w:tcPr>
-          <w:p>
-            <w:pPr>
-              <w:pStyle w:val="BDOITable"/>
-            </w:pPr>
-            <w:r>
-              <w:rPr>
-                <w:sz w:val="18"/>
-              </w:rPr>
-              <w:t>Extracts, transfer, freeze, read-only access, decommissioning</w:t>
-            </w:r>
-          </w:p>
-        </w:tc>
-      </w:tr>
-      <w:tr>
-        <w:trPr>
-          <w:cantSplit w:val="true"/>
-        </w:trPr>
-        <w:tc>
-          <w:tcPr>
-            <w:tcW w:type="dxa" w:w="2606"/>
-            <w:tcMar>
-              <w:top w:w="50" w:type="dxa"/>
-              <w:bottom w:w="50" w:type="dxa"/>
-              <w:left w:w="90" w:type="dxa"/>
-              <w:right w:w="90" w:type="dxa"/>
-            </w:tcMar>
-          </w:tcPr>
-          <w:p>
-            <w:pPr>
-              <w:pStyle w:val="BDOITable"/>
-            </w:pPr>
-            <w:r>
-              <w:rPr>
-                <w:sz w:val="18"/>
-              </w:rPr>
-              <w:t>Project team</w:t>
-            </w:r>
-          </w:p>
-        </w:tc>
-        <w:tc>
-          <w:tcPr>
-            <w:tcW w:type="dxa" w:w="2266"/>
-            <w:tcMar>
-              <w:top w:w="50" w:type="dxa"/>
-              <w:bottom w:w="50" w:type="dxa"/>
-              <w:left w:w="90" w:type="dxa"/>
-              <w:right w:w="90" w:type="dxa"/>
-            </w:tcMar>
-          </w:tcPr>
-          <w:p>
-            <w:pPr>
-              <w:pStyle w:val="BDOITable"/>
-            </w:pPr>
-            <w:r>
-              <w:rPr>
-                <w:sz w:val="18"/>
-              </w:rPr>
-              <w:t>Delivery</w:t>
-            </w:r>
-          </w:p>
-        </w:tc>
-        <w:tc>
-          <w:tcPr>
-            <w:tcW w:type="dxa" w:w="2266"/>
-            <w:tcMar>
-              <w:top w:w="50" w:type="dxa"/>
-              <w:bottom w:w="50" w:type="dxa"/>
-              <w:left w:w="90" w:type="dxa"/>
-              <w:right w:w="90" w:type="dxa"/>
-            </w:tcMar>
-          </w:tcPr>
-          <w:p>
-            <w:pPr>
-              <w:pStyle w:val="BDOITable"/>
-            </w:pPr>
-            <w:r>
-              <w:rPr>
-                <w:sz w:val="18"/>
-              </w:rPr>
-              <w:t>iorta TechNXT</w:t>
-            </w:r>
-          </w:p>
-        </w:tc>
-        <w:tc>
-          <w:tcPr>
-            <w:tcW w:type="dxa" w:w="2833"/>
-            <w:tcMar>
-              <w:top w:w="50" w:type="dxa"/>
-              <w:bottom w:w="50" w:type="dxa"/>
-              <w:left w:w="90" w:type="dxa"/>
-              <w:right w:w="90" w:type="dxa"/>
-            </w:tcMar>
           </w:tcPr>
           <w:p>
             <w:pPr>
@@ -1753,13 +1850,29 @@
       </w:pPr>
       <w:hyperlink w:anchor="_Toc000105" w:history="1">
         <w:r>
-          <w:t xml:space="preserve">5 Change control after sign-off</w:t>
+          <w:t xml:space="preserve">5 Who signs what</w:t>
         </w:r>
         <w:r>
           <w:t xml:space="preserve">	</w:t>
         </w:r>
         <w:r>
           <w:t xml:space="preserve">6</w:t>
+        </w:r>
+      </w:hyperlink>
+    </w:p>
+    <w:p>
+      <w:pPr>
+        <w:pStyle w:val="toc1"/>
+      </w:pPr>
+      <w:hyperlink w:anchor="_Toc000106" w:history="1">
+        <w:r>
+          <w:t xml:space="preserve">6 Change control after sign-off</w:t>
+        </w:r>
+        <w:r>
+          <w:t xml:space="preserve">	</w:t>
+        </w:r>
+        <w:r>
+          <w:t xml:space="preserve">8</w:t>
         </w:r>
       </w:hyperlink>
       <w:r>
@@ -2643,7 +2756,7 @@
                 <w:b/>
                 <w:sz w:val="16"/>
               </w:rPr>
-              <w:t>Business owner (Program Manager, Business Project Services)</w:t>
+              <w:t>Approver (Product Owner, Marketing Business System) and Program Manager, Business Project Services</w:t>
             </w:r>
           </w:p>
         </w:tc>
@@ -3749,7 +3862,7 @@
               <w:rPr>
                 <w:sz w:val="15"/>
               </w:rPr>
-              <w:t>R: iorta TechNXT Project Manager; A: Program Manager; C: data owners, Comptrollership, Compliance, BDOI IT</w:t>
+              <w:t>R: iorta TechNXT Project Manager; A: Product Owner, Marketing Business System; C: Program Manager, data owners, Comptrollership, BDOI IT</w:t>
             </w:r>
           </w:p>
         </w:tc>
@@ -4945,9 +5058,2971 @@
       <w:bookmarkStart w:id="105" w:name="_Toc000105"/>
       <w:r>
         <w:rPr/>
-        <w:t>5 Change control after sign-off</w:t>
+        <w:t>5 Who signs what</w:t>
       </w:r>
       <w:bookmarkEnd w:id="105"/>
+    </w:p>
+    <w:p>
+      <w:r>
+        <w:rPr/>
+        <w:t>The set holds business content only: the screens and fields, the columns of the lists, reports and templates that the user sees or fills in, the validations, business rules, messages, notifications, documents, walkthroughs and reports. The business users sign that content. Technical content (the interfaces between systems, data storage, security set-up) is not part of the set: it is in the Technical Specification, a separate document reviewed by BDOI IT. The roles are those of the approval sheet of the BRD: iorta TechNXT prepares the set, the business units provide the input and review their parts, BDOI IT reviews the interfaces, the user access and the Technical Specification, the Program Manager of Business Project Services reviews the traceability and the completeness, and the Product Owner approves the whole set.</w:t>
+      </w:r>
+    </w:p>
+    <w:p>
+      <w:pPr>
+        <w:pStyle w:val="Caption"/>
+        <w:keepNext/>
+        <w:spacing w:after="60"/>
+      </w:pPr>
+      <w:r>
+        <w:rPr>
+          <w:b/>
+          <w:i w:val="0"/>
+        </w:rPr>
+        <w:t xml:space="preserve">Table 6: </w:t>
+      </w:r>
+      <w:r>
+        <w:rPr/>
+        <w:t>Who signs what: responsibility per part of the set</w:t>
+      </w:r>
+    </w:p>
+    <w:tbl>
+      <w:tblPr>
+        <w:tblW w:type="dxa" w:w="9973"/>
+        <w:jc w:val="center"/>
+        <w:tblLook w:firstColumn="1" w:firstRow="1" w:lastColumn="0" w:lastRow="0" w:noHBand="0" w:noVBand="1" w:val="04A0"/>
+        <w:tblBorders>
+          <w:top w:val="single" w:sz="4" w:space="0" w:color="C2C2C1"/>
+          <w:left w:val="single" w:sz="4" w:space="0" w:color="C2C2C1"/>
+          <w:bottom w:val="single" w:sz="4" w:space="0" w:color="C2C2C1"/>
+          <w:right w:val="single" w:sz="4" w:space="0" w:color="C2C2C1"/>
+          <w:insideH w:val="single" w:sz="4" w:space="0" w:color="C2C2C1"/>
+          <w:insideV w:val="single" w:sz="4" w:space="0" w:color="C2C2C1"/>
+        </w:tblBorders>
+        <w:tblLayout w:type="fixed"/>
+      </w:tblPr>
+      <w:tblGrid>
+        <w:gridCol w:w="2946"/>
+        <w:gridCol w:w="1359"/>
+        <w:gridCol w:w="1813"/>
+        <w:gridCol w:w="1699"/>
+        <w:gridCol w:w="2153"/>
+      </w:tblGrid>
+      <w:tr>
+        <w:trPr>
+          <w:tblHeader w:val="true"/>
+          <w:cantSplit w:val="true"/>
+        </w:trPr>
+        <w:tc>
+          <w:tcPr>
+            <w:tcW w:type="dxa" w:w="2946"/>
+            <w:shd w:val="clear" w:color="auto" w:fill="004EA8"/>
+            <w:tcMar>
+              <w:top w:w="50" w:type="dxa"/>
+              <w:bottom w:w="50" w:type="dxa"/>
+              <w:left w:w="90" w:type="dxa"/>
+              <w:right w:w="90" w:type="dxa"/>
+            </w:tcMar>
+            <w:vAlign w:val="center"/>
+          </w:tcPr>
+          <w:p>
+            <w:pPr>
+              <w:pStyle w:val="BDOITableHeader"/>
+            </w:pPr>
+            <w:r>
+              <w:rPr>
+                <w:b/>
+                <w:color w:val="FFFFFF"/>
+                <w:sz w:val="15"/>
+              </w:rPr>
+              <w:t>Part of the set</w:t>
+            </w:r>
+          </w:p>
+        </w:tc>
+        <w:tc>
+          <w:tcPr>
+            <w:tcW w:type="dxa" w:w="1360"/>
+            <w:shd w:val="clear" w:color="auto" w:fill="004EA8"/>
+            <w:tcMar>
+              <w:top w:w="50" w:type="dxa"/>
+              <w:bottom w:w="50" w:type="dxa"/>
+              <w:left w:w="90" w:type="dxa"/>
+              <w:right w:w="90" w:type="dxa"/>
+            </w:tcMar>
+            <w:vAlign w:val="center"/>
+          </w:tcPr>
+          <w:p>
+            <w:pPr>
+              <w:pStyle w:val="BDOITableHeader"/>
+            </w:pPr>
+            <w:r>
+              <w:rPr>
+                <w:b/>
+                <w:color w:val="FFFFFF"/>
+                <w:sz w:val="15"/>
+              </w:rPr>
+              <w:t>Prepares</w:t>
+            </w:r>
+          </w:p>
+        </w:tc>
+        <w:tc>
+          <w:tcPr>
+            <w:tcW w:type="dxa" w:w="1813"/>
+            <w:shd w:val="clear" w:color="auto" w:fill="004EA8"/>
+            <w:tcMar>
+              <w:top w:w="50" w:type="dxa"/>
+              <w:bottom w:w="50" w:type="dxa"/>
+              <w:left w:w="90" w:type="dxa"/>
+              <w:right w:w="90" w:type="dxa"/>
+            </w:tcMar>
+            <w:vAlign w:val="center"/>
+          </w:tcPr>
+          <w:p>
+            <w:pPr>
+              <w:pStyle w:val="BDOITableHeader"/>
+            </w:pPr>
+            <w:r>
+              <w:rPr>
+                <w:b/>
+                <w:color w:val="FFFFFF"/>
+                <w:sz w:val="15"/>
+              </w:rPr>
+              <w:t>Provides input</w:t>
+            </w:r>
+          </w:p>
+        </w:tc>
+        <w:tc>
+          <w:tcPr>
+            <w:tcW w:type="dxa" w:w="1700"/>
+            <w:shd w:val="clear" w:color="auto" w:fill="004EA8"/>
+            <w:tcMar>
+              <w:top w:w="50" w:type="dxa"/>
+              <w:bottom w:w="50" w:type="dxa"/>
+              <w:left w:w="90" w:type="dxa"/>
+              <w:right w:w="90" w:type="dxa"/>
+            </w:tcMar>
+            <w:vAlign w:val="center"/>
+          </w:tcPr>
+          <w:p>
+            <w:pPr>
+              <w:pStyle w:val="BDOITableHeader"/>
+            </w:pPr>
+            <w:r>
+              <w:rPr>
+                <w:b/>
+                <w:color w:val="FFFFFF"/>
+                <w:sz w:val="15"/>
+              </w:rPr>
+              <w:t>Reviews</w:t>
+            </w:r>
+          </w:p>
+        </w:tc>
+        <w:tc>
+          <w:tcPr>
+            <w:tcW w:type="dxa" w:w="2153"/>
+            <w:shd w:val="clear" w:color="auto" w:fill="004EA8"/>
+            <w:tcMar>
+              <w:top w:w="50" w:type="dxa"/>
+              <w:bottom w:w="50" w:type="dxa"/>
+              <w:left w:w="90" w:type="dxa"/>
+              <w:right w:w="90" w:type="dxa"/>
+            </w:tcMar>
+            <w:vAlign w:val="center"/>
+          </w:tcPr>
+          <w:p>
+            <w:pPr>
+              <w:pStyle w:val="BDOITableHeader"/>
+            </w:pPr>
+            <w:r>
+              <w:rPr>
+                <w:b/>
+                <w:color w:val="FFFFFF"/>
+                <w:sz w:val="15"/>
+              </w:rPr>
+              <w:t>Approves</w:t>
+            </w:r>
+          </w:p>
+        </w:tc>
+      </w:tr>
+      <w:tr>
+        <w:tc>
+          <w:tcPr>
+            <w:tcW w:type="dxa" w:w="2946"/>
+            <w:tcMar>
+              <w:top w:w="50" w:type="dxa"/>
+              <w:bottom w:w="50" w:type="dxa"/>
+              <w:left w:w="90" w:type="dxa"/>
+              <w:right w:w="90" w:type="dxa"/>
+            </w:tcMar>
+          </w:tcPr>
+          <w:p>
+            <w:pPr>
+              <w:pStyle w:val="BDOITable"/>
+            </w:pPr>
+            <w:r>
+              <w:rPr>
+                <w:b/>
+                <w:sz w:val="15"/>
+              </w:rPr>
+              <w:t>Migration objects, decisions and extract planning (Handbook Part A; workbook Objects, Extract planning)</w:t>
+            </w:r>
+          </w:p>
+        </w:tc>
+        <w:tc>
+          <w:tcPr>
+            <w:tcW w:type="dxa" w:w="1360"/>
+            <w:tcMar>
+              <w:top w:w="50" w:type="dxa"/>
+              <w:bottom w:w="50" w:type="dxa"/>
+              <w:left w:w="90" w:type="dxa"/>
+              <w:right w:w="90" w:type="dxa"/>
+            </w:tcMar>
+          </w:tcPr>
+          <w:p>
+            <w:pPr>
+              <w:pStyle w:val="BDOITable"/>
+            </w:pPr>
+            <w:r>
+              <w:rPr>
+                <w:sz w:val="15"/>
+              </w:rPr>
+              <w:t>iorta TechNXT</w:t>
+            </w:r>
+          </w:p>
+        </w:tc>
+        <w:tc>
+          <w:tcPr>
+            <w:tcW w:type="dxa" w:w="1813"/>
+            <w:tcMar>
+              <w:top w:w="50" w:type="dxa"/>
+              <w:bottom w:w="50" w:type="dxa"/>
+              <w:left w:w="90" w:type="dxa"/>
+              <w:right w:w="90" w:type="dxa"/>
+            </w:tcMar>
+          </w:tcPr>
+          <w:p>
+            <w:pPr>
+              <w:pStyle w:val="BDOITable"/>
+            </w:pPr>
+            <w:r>
+              <w:rPr>
+                <w:sz w:val="15"/>
+              </w:rPr>
+              <w:t>Data Migration Lead, Data owners</w:t>
+            </w:r>
+          </w:p>
+        </w:tc>
+        <w:tc>
+          <w:tcPr>
+            <w:tcW w:type="dxa" w:w="1700"/>
+            <w:tcMar>
+              <w:top w:w="50" w:type="dxa"/>
+              <w:bottom w:w="50" w:type="dxa"/>
+              <w:left w:w="90" w:type="dxa"/>
+              <w:right w:w="90" w:type="dxa"/>
+            </w:tcMar>
+          </w:tcPr>
+          <w:p>
+            <w:pPr>
+              <w:pStyle w:val="BDOITable"/>
+            </w:pPr>
+            <w:r>
+              <w:rPr>
+                <w:sz w:val="15"/>
+              </w:rPr>
+              <w:t>Program Manager (BPS), MBS</w:t>
+            </w:r>
+          </w:p>
+        </w:tc>
+        <w:tc>
+          <w:tcPr>
+            <w:tcW w:type="dxa" w:w="2153"/>
+            <w:tcMar>
+              <w:top w:w="50" w:type="dxa"/>
+              <w:bottom w:w="50" w:type="dxa"/>
+              <w:left w:w="90" w:type="dxa"/>
+              <w:right w:w="90" w:type="dxa"/>
+            </w:tcMar>
+          </w:tcPr>
+          <w:p>
+            <w:pPr>
+              <w:pStyle w:val="BDOITable"/>
+            </w:pPr>
+            <w:r>
+              <w:rPr>
+                <w:sz w:val="15"/>
+              </w:rPr>
+              <w:t>Product Owner (MBS), PO Disbursement, PO FRBS and ACSL, Operations, Head Operations, UH Analytics and Risk Management, UH Claims and TU, UH Combank and Corbank, Head Comptrollership, Head Retail Marketing, Head Corporate and Retail Marketing</w:t>
+            </w:r>
+          </w:p>
+        </w:tc>
+      </w:tr>
+      <w:tr>
+        <w:tc>
+          <w:tcPr>
+            <w:tcW w:type="dxa" w:w="2946"/>
+            <w:tcMar>
+              <w:top w:w="50" w:type="dxa"/>
+              <w:bottom w:w="50" w:type="dxa"/>
+              <w:left w:w="90" w:type="dxa"/>
+              <w:right w:w="90" w:type="dxa"/>
+            </w:tcMar>
+            <w:shd w:val="clear" w:color="auto" w:fill="E5F5FF"/>
+          </w:tcPr>
+          <w:p>
+            <w:pPr>
+              <w:pStyle w:val="BDOITable"/>
+            </w:pPr>
+            <w:r>
+              <w:rPr>
+                <w:b/>
+                <w:sz w:val="15"/>
+              </w:rPr>
+              <w:t>Load templates, code maps and data-quality rules (the columns BDOI fills in)</w:t>
+            </w:r>
+          </w:p>
+        </w:tc>
+        <w:tc>
+          <w:tcPr>
+            <w:tcW w:type="dxa" w:w="1360"/>
+            <w:tcMar>
+              <w:top w:w="50" w:type="dxa"/>
+              <w:bottom w:w="50" w:type="dxa"/>
+              <w:left w:w="90" w:type="dxa"/>
+              <w:right w:w="90" w:type="dxa"/>
+            </w:tcMar>
+            <w:shd w:val="clear" w:color="auto" w:fill="E5F5FF"/>
+          </w:tcPr>
+          <w:p>
+            <w:pPr>
+              <w:pStyle w:val="BDOITable"/>
+            </w:pPr>
+            <w:r>
+              <w:rPr>
+                <w:sz w:val="15"/>
+              </w:rPr>
+              <w:t>iorta TechNXT</w:t>
+            </w:r>
+          </w:p>
+        </w:tc>
+        <w:tc>
+          <w:tcPr>
+            <w:tcW w:type="dxa" w:w="1813"/>
+            <w:tcMar>
+              <w:top w:w="50" w:type="dxa"/>
+              <w:bottom w:w="50" w:type="dxa"/>
+              <w:left w:w="90" w:type="dxa"/>
+              <w:right w:w="90" w:type="dxa"/>
+            </w:tcMar>
+            <w:shd w:val="clear" w:color="auto" w:fill="E5F5FF"/>
+          </w:tcPr>
+          <w:p>
+            <w:pPr>
+              <w:pStyle w:val="BDOITable"/>
+            </w:pPr>
+            <w:r>
+              <w:rPr>
+                <w:sz w:val="15"/>
+              </w:rPr>
+              <w:t>Data owners, BDOI IT</w:t>
+            </w:r>
+          </w:p>
+        </w:tc>
+        <w:tc>
+          <w:tcPr>
+            <w:tcW w:type="dxa" w:w="1700"/>
+            <w:tcMar>
+              <w:top w:w="50" w:type="dxa"/>
+              <w:bottom w:w="50" w:type="dxa"/>
+              <w:left w:w="90" w:type="dxa"/>
+              <w:right w:w="90" w:type="dxa"/>
+            </w:tcMar>
+            <w:shd w:val="clear" w:color="auto" w:fill="E5F5FF"/>
+          </w:tcPr>
+          <w:p>
+            <w:pPr>
+              <w:pStyle w:val="BDOITable"/>
+            </w:pPr>
+            <w:r>
+              <w:rPr>
+                <w:sz w:val="15"/>
+              </w:rPr>
+              <w:t>MBS, Program Manager (BPS)</w:t>
+            </w:r>
+          </w:p>
+        </w:tc>
+        <w:tc>
+          <w:tcPr>
+            <w:tcW w:type="dxa" w:w="2153"/>
+            <w:tcMar>
+              <w:top w:w="50" w:type="dxa"/>
+              <w:bottom w:w="50" w:type="dxa"/>
+              <w:left w:w="90" w:type="dxa"/>
+              <w:right w:w="90" w:type="dxa"/>
+            </w:tcMar>
+            <w:shd w:val="clear" w:color="auto" w:fill="E5F5FF"/>
+          </w:tcPr>
+          <w:p>
+            <w:pPr>
+              <w:pStyle w:val="BDOITable"/>
+            </w:pPr>
+            <w:r>
+              <w:rPr>
+                <w:sz w:val="15"/>
+              </w:rPr>
+              <w:t>Product Owner (MBS), Head Comptrollership, Head Operations</w:t>
+            </w:r>
+          </w:p>
+        </w:tc>
+      </w:tr>
+      <w:tr>
+        <w:tc>
+          <w:tcPr>
+            <w:tcW w:type="dxa" w:w="2946"/>
+            <w:tcMar>
+              <w:top w:w="50" w:type="dxa"/>
+              <w:bottom w:w="50" w:type="dxa"/>
+              <w:left w:w="90" w:type="dxa"/>
+              <w:right w:w="90" w:type="dxa"/>
+            </w:tcMar>
+          </w:tcPr>
+          <w:p>
+            <w:pPr>
+              <w:pStyle w:val="BDOITable"/>
+            </w:pPr>
+            <w:r>
+              <w:rPr>
+                <w:b/>
+                <w:sz w:val="15"/>
+              </w:rPr>
+              <w:t>Screens and fields of the Migration Console and Legacy Inquiry (Handbook Part B)</w:t>
+            </w:r>
+          </w:p>
+        </w:tc>
+        <w:tc>
+          <w:tcPr>
+            <w:tcW w:type="dxa" w:w="1360"/>
+            <w:tcMar>
+              <w:top w:w="50" w:type="dxa"/>
+              <w:bottom w:w="50" w:type="dxa"/>
+              <w:left w:w="90" w:type="dxa"/>
+              <w:right w:w="90" w:type="dxa"/>
+            </w:tcMar>
+          </w:tcPr>
+          <w:p>
+            <w:pPr>
+              <w:pStyle w:val="BDOITable"/>
+            </w:pPr>
+            <w:r>
+              <w:rPr>
+                <w:sz w:val="15"/>
+              </w:rPr>
+              <w:t>iorta TechNXT</w:t>
+            </w:r>
+          </w:p>
+        </w:tc>
+        <w:tc>
+          <w:tcPr>
+            <w:tcW w:type="dxa" w:w="1813"/>
+            <w:tcMar>
+              <w:top w:w="50" w:type="dxa"/>
+              <w:bottom w:w="50" w:type="dxa"/>
+              <w:left w:w="90" w:type="dxa"/>
+              <w:right w:w="90" w:type="dxa"/>
+            </w:tcMar>
+          </w:tcPr>
+          <w:p>
+            <w:pPr>
+              <w:pStyle w:val="BDOITable"/>
+            </w:pPr>
+            <w:r>
+              <w:rPr>
+                <w:sz w:val="15"/>
+              </w:rPr>
+              <w:t>Data Migration Lead</w:t>
+            </w:r>
+          </w:p>
+        </w:tc>
+        <w:tc>
+          <w:tcPr>
+            <w:tcW w:type="dxa" w:w="1700"/>
+            <w:tcMar>
+              <w:top w:w="50" w:type="dxa"/>
+              <w:bottom w:w="50" w:type="dxa"/>
+              <w:left w:w="90" w:type="dxa"/>
+              <w:right w:w="90" w:type="dxa"/>
+            </w:tcMar>
+          </w:tcPr>
+          <w:p>
+            <w:pPr>
+              <w:pStyle w:val="BDOITable"/>
+            </w:pPr>
+            <w:r>
+              <w:rPr>
+                <w:sz w:val="15"/>
+              </w:rPr>
+              <w:t>Program Manager (BPS)</w:t>
+            </w:r>
+          </w:p>
+        </w:tc>
+        <w:tc>
+          <w:tcPr>
+            <w:tcW w:type="dxa" w:w="2153"/>
+            <w:tcMar>
+              <w:top w:w="50" w:type="dxa"/>
+              <w:bottom w:w="50" w:type="dxa"/>
+              <w:left w:w="90" w:type="dxa"/>
+              <w:right w:w="90" w:type="dxa"/>
+            </w:tcMar>
+          </w:tcPr>
+          <w:p>
+            <w:pPr>
+              <w:pStyle w:val="BDOITable"/>
+            </w:pPr>
+            <w:r>
+              <w:rPr>
+                <w:sz w:val="15"/>
+              </w:rPr>
+              <w:t>Product Owner (MBS)</w:t>
+            </w:r>
+          </w:p>
+        </w:tc>
+      </w:tr>
+      <w:tr>
+        <w:tc>
+          <w:tcPr>
+            <w:tcW w:type="dxa" w:w="2946"/>
+            <w:tcMar>
+              <w:top w:w="50" w:type="dxa"/>
+              <w:bottom w:w="50" w:type="dxa"/>
+              <w:left w:w="90" w:type="dxa"/>
+              <w:right w:w="90" w:type="dxa"/>
+            </w:tcMar>
+            <w:shd w:val="clear" w:color="auto" w:fill="E5F5FF"/>
+          </w:tcPr>
+          <w:p>
+            <w:pPr>
+              <w:pStyle w:val="BDOITable"/>
+            </w:pPr>
+            <w:r>
+              <w:rPr>
+                <w:b/>
+                <w:sz w:val="15"/>
+              </w:rPr>
+              <w:t>Business rules, validations, messages and notifications</w:t>
+            </w:r>
+          </w:p>
+        </w:tc>
+        <w:tc>
+          <w:tcPr>
+            <w:tcW w:type="dxa" w:w="1360"/>
+            <w:tcMar>
+              <w:top w:w="50" w:type="dxa"/>
+              <w:bottom w:w="50" w:type="dxa"/>
+              <w:left w:w="90" w:type="dxa"/>
+              <w:right w:w="90" w:type="dxa"/>
+            </w:tcMar>
+            <w:shd w:val="clear" w:color="auto" w:fill="E5F5FF"/>
+          </w:tcPr>
+          <w:p>
+            <w:pPr>
+              <w:pStyle w:val="BDOITable"/>
+            </w:pPr>
+            <w:r>
+              <w:rPr>
+                <w:sz w:val="15"/>
+              </w:rPr>
+              <w:t>iorta TechNXT</w:t>
+            </w:r>
+          </w:p>
+        </w:tc>
+        <w:tc>
+          <w:tcPr>
+            <w:tcW w:type="dxa" w:w="1813"/>
+            <w:tcMar>
+              <w:top w:w="50" w:type="dxa"/>
+              <w:bottom w:w="50" w:type="dxa"/>
+              <w:left w:w="90" w:type="dxa"/>
+              <w:right w:w="90" w:type="dxa"/>
+            </w:tcMar>
+            <w:shd w:val="clear" w:color="auto" w:fill="E5F5FF"/>
+          </w:tcPr>
+          <w:p>
+            <w:pPr>
+              <w:pStyle w:val="BDOITable"/>
+            </w:pPr>
+            <w:r>
+              <w:rPr>
+                <w:sz w:val="15"/>
+              </w:rPr>
+              <w:t>Data Migration Lead, Data owners</w:t>
+            </w:r>
+          </w:p>
+        </w:tc>
+        <w:tc>
+          <w:tcPr>
+            <w:tcW w:type="dxa" w:w="1700"/>
+            <w:tcMar>
+              <w:top w:w="50" w:type="dxa"/>
+              <w:bottom w:w="50" w:type="dxa"/>
+              <w:left w:w="90" w:type="dxa"/>
+              <w:right w:w="90" w:type="dxa"/>
+            </w:tcMar>
+            <w:shd w:val="clear" w:color="auto" w:fill="E5F5FF"/>
+          </w:tcPr>
+          <w:p>
+            <w:pPr>
+              <w:pStyle w:val="BDOITable"/>
+            </w:pPr>
+            <w:r>
+              <w:rPr>
+                <w:sz w:val="15"/>
+              </w:rPr>
+              <w:t>Program Manager (BPS)</w:t>
+            </w:r>
+          </w:p>
+        </w:tc>
+        <w:tc>
+          <w:tcPr>
+            <w:tcW w:type="dxa" w:w="2153"/>
+            <w:tcMar>
+              <w:top w:w="50" w:type="dxa"/>
+              <w:bottom w:w="50" w:type="dxa"/>
+              <w:left w:w="90" w:type="dxa"/>
+              <w:right w:w="90" w:type="dxa"/>
+            </w:tcMar>
+            <w:shd w:val="clear" w:color="auto" w:fill="E5F5FF"/>
+          </w:tcPr>
+          <w:p>
+            <w:pPr>
+              <w:pStyle w:val="BDOITable"/>
+            </w:pPr>
+            <w:r>
+              <w:rPr>
+                <w:sz w:val="15"/>
+              </w:rPr>
+              <w:t>Product Owner (MBS)</w:t>
+            </w:r>
+          </w:p>
+        </w:tc>
+      </w:tr>
+      <w:tr>
+        <w:tc>
+          <w:tcPr>
+            <w:tcW w:type="dxa" w:w="2946"/>
+            <w:tcMar>
+              <w:top w:w="50" w:type="dxa"/>
+              <w:bottom w:w="50" w:type="dxa"/>
+              <w:left w:w="90" w:type="dxa"/>
+              <w:right w:w="90" w:type="dxa"/>
+            </w:tcMar>
+          </w:tcPr>
+          <w:p>
+            <w:pPr>
+              <w:pStyle w:val="BDOITable"/>
+            </w:pPr>
+            <w:r>
+              <w:rPr>
+                <w:b/>
+                <w:sz w:val="15"/>
+              </w:rPr>
+              <w:t>Reconciliation and migration reports</w:t>
+            </w:r>
+          </w:p>
+        </w:tc>
+        <w:tc>
+          <w:tcPr>
+            <w:tcW w:type="dxa" w:w="1360"/>
+            <w:tcMar>
+              <w:top w:w="50" w:type="dxa"/>
+              <w:bottom w:w="50" w:type="dxa"/>
+              <w:left w:w="90" w:type="dxa"/>
+              <w:right w:w="90" w:type="dxa"/>
+            </w:tcMar>
+          </w:tcPr>
+          <w:p>
+            <w:pPr>
+              <w:pStyle w:val="BDOITable"/>
+            </w:pPr>
+            <w:r>
+              <w:rPr>
+                <w:sz w:val="15"/>
+              </w:rPr>
+              <w:t>iorta TechNXT</w:t>
+            </w:r>
+          </w:p>
+        </w:tc>
+        <w:tc>
+          <w:tcPr>
+            <w:tcW w:type="dxa" w:w="1813"/>
+            <w:tcMar>
+              <w:top w:w="50" w:type="dxa"/>
+              <w:bottom w:w="50" w:type="dxa"/>
+              <w:left w:w="90" w:type="dxa"/>
+              <w:right w:w="90" w:type="dxa"/>
+            </w:tcMar>
+          </w:tcPr>
+          <w:p>
+            <w:pPr>
+              <w:pStyle w:val="BDOITable"/>
+            </w:pPr>
+            <w:r>
+              <w:rPr>
+                <w:sz w:val="15"/>
+              </w:rPr>
+              <w:t>Data owners</w:t>
+            </w:r>
+          </w:p>
+        </w:tc>
+        <w:tc>
+          <w:tcPr>
+            <w:tcW w:type="dxa" w:w="1700"/>
+            <w:tcMar>
+              <w:top w:w="50" w:type="dxa"/>
+              <w:bottom w:w="50" w:type="dxa"/>
+              <w:left w:w="90" w:type="dxa"/>
+              <w:right w:w="90" w:type="dxa"/>
+            </w:tcMar>
+          </w:tcPr>
+          <w:p>
+            <w:pPr>
+              <w:pStyle w:val="BDOITable"/>
+            </w:pPr>
+            <w:r>
+              <w:rPr>
+                <w:sz w:val="15"/>
+              </w:rPr>
+              <w:t>Program Manager (BPS)</w:t>
+            </w:r>
+          </w:p>
+        </w:tc>
+        <w:tc>
+          <w:tcPr>
+            <w:tcW w:type="dxa" w:w="2153"/>
+            <w:tcMar>
+              <w:top w:w="50" w:type="dxa"/>
+              <w:bottom w:w="50" w:type="dxa"/>
+              <w:left w:w="90" w:type="dxa"/>
+              <w:right w:w="90" w:type="dxa"/>
+            </w:tcMar>
+          </w:tcPr>
+          <w:p>
+            <w:pPr>
+              <w:pStyle w:val="BDOITable"/>
+            </w:pPr>
+            <w:r>
+              <w:rPr>
+                <w:sz w:val="15"/>
+              </w:rPr>
+              <w:t>Product Owner (MBS), Head Comptrollership, PO FRBS and ACSL</w:t>
+            </w:r>
+          </w:p>
+        </w:tc>
+      </w:tr>
+      <w:tr>
+        <w:tc>
+          <w:tcPr>
+            <w:tcW w:type="dxa" w:w="2946"/>
+            <w:tcMar>
+              <w:top w:w="50" w:type="dxa"/>
+              <w:bottom w:w="50" w:type="dxa"/>
+              <w:left w:w="90" w:type="dxa"/>
+              <w:right w:w="90" w:type="dxa"/>
+            </w:tcMar>
+            <w:shd w:val="clear" w:color="auto" w:fill="E5F5FF"/>
+          </w:tcPr>
+          <w:p>
+            <w:pPr>
+              <w:pStyle w:val="BDOITable"/>
+            </w:pPr>
+            <w:r>
+              <w:rPr>
+                <w:b/>
+                <w:sz w:val="15"/>
+              </w:rPr>
+              <w:t>Cut-over plan, go / no-go and rollback</w:t>
+            </w:r>
+          </w:p>
+        </w:tc>
+        <w:tc>
+          <w:tcPr>
+            <w:tcW w:type="dxa" w:w="1360"/>
+            <w:tcMar>
+              <w:top w:w="50" w:type="dxa"/>
+              <w:bottom w:w="50" w:type="dxa"/>
+              <w:left w:w="90" w:type="dxa"/>
+              <w:right w:w="90" w:type="dxa"/>
+            </w:tcMar>
+            <w:shd w:val="clear" w:color="auto" w:fill="E5F5FF"/>
+          </w:tcPr>
+          <w:p>
+            <w:pPr>
+              <w:pStyle w:val="BDOITable"/>
+            </w:pPr>
+            <w:r>
+              <w:rPr>
+                <w:sz w:val="15"/>
+              </w:rPr>
+              <w:t>iorta TechNXT</w:t>
+            </w:r>
+          </w:p>
+        </w:tc>
+        <w:tc>
+          <w:tcPr>
+            <w:tcW w:type="dxa" w:w="1813"/>
+            <w:tcMar>
+              <w:top w:w="50" w:type="dxa"/>
+              <w:bottom w:w="50" w:type="dxa"/>
+              <w:left w:w="90" w:type="dxa"/>
+              <w:right w:w="90" w:type="dxa"/>
+            </w:tcMar>
+            <w:shd w:val="clear" w:color="auto" w:fill="E5F5FF"/>
+          </w:tcPr>
+          <w:p>
+            <w:pPr>
+              <w:pStyle w:val="BDOITable"/>
+            </w:pPr>
+            <w:r>
+              <w:rPr>
+                <w:sz w:val="15"/>
+              </w:rPr>
+              <w:t>Data Migration Lead, BDOI IT</w:t>
+            </w:r>
+          </w:p>
+        </w:tc>
+        <w:tc>
+          <w:tcPr>
+            <w:tcW w:type="dxa" w:w="1700"/>
+            <w:tcMar>
+              <w:top w:w="50" w:type="dxa"/>
+              <w:bottom w:w="50" w:type="dxa"/>
+              <w:left w:w="90" w:type="dxa"/>
+              <w:right w:w="90" w:type="dxa"/>
+            </w:tcMar>
+            <w:shd w:val="clear" w:color="auto" w:fill="E5F5FF"/>
+          </w:tcPr>
+          <w:p>
+            <w:pPr>
+              <w:pStyle w:val="BDOITable"/>
+            </w:pPr>
+            <w:r>
+              <w:rPr>
+                <w:sz w:val="15"/>
+              </w:rPr>
+              <w:t>Program Manager (BPS), BDOI IT</w:t>
+            </w:r>
+          </w:p>
+        </w:tc>
+        <w:tc>
+          <w:tcPr>
+            <w:tcW w:type="dxa" w:w="2153"/>
+            <w:tcMar>
+              <w:top w:w="50" w:type="dxa"/>
+              <w:bottom w:w="50" w:type="dxa"/>
+              <w:left w:w="90" w:type="dxa"/>
+              <w:right w:w="90" w:type="dxa"/>
+            </w:tcMar>
+            <w:shd w:val="clear" w:color="auto" w:fill="E5F5FF"/>
+          </w:tcPr>
+          <w:p>
+            <w:pPr>
+              <w:pStyle w:val="BDOITable"/>
+            </w:pPr>
+            <w:r>
+              <w:rPr>
+                <w:sz w:val="15"/>
+              </w:rPr>
+              <w:t>Product Owner (MBS), Head Comptrollership, Head Operations</w:t>
+            </w:r>
+          </w:p>
+        </w:tc>
+      </w:tr>
+      <w:tr>
+        <w:tc>
+          <w:tcPr>
+            <w:tcW w:type="dxa" w:w="2946"/>
+            <w:tcMar>
+              <w:top w:w="50" w:type="dxa"/>
+              <w:bottom w:w="50" w:type="dxa"/>
+              <w:left w:w="90" w:type="dxa"/>
+              <w:right w:w="90" w:type="dxa"/>
+            </w:tcMar>
+          </w:tcPr>
+          <w:p>
+            <w:pPr>
+              <w:pStyle w:val="BDOITable"/>
+            </w:pPr>
+            <w:r>
+              <w:rPr>
+                <w:b/>
+                <w:sz w:val="15"/>
+              </w:rPr>
+              <w:t>Proposed business rules and clarifications for confirmation; open decisions</w:t>
+            </w:r>
+          </w:p>
+        </w:tc>
+        <w:tc>
+          <w:tcPr>
+            <w:tcW w:type="dxa" w:w="1360"/>
+            <w:tcMar>
+              <w:top w:w="50" w:type="dxa"/>
+              <w:bottom w:w="50" w:type="dxa"/>
+              <w:left w:w="90" w:type="dxa"/>
+              <w:right w:w="90" w:type="dxa"/>
+            </w:tcMar>
+          </w:tcPr>
+          <w:p>
+            <w:pPr>
+              <w:pStyle w:val="BDOITable"/>
+            </w:pPr>
+            <w:r>
+              <w:rPr>
+                <w:sz w:val="15"/>
+              </w:rPr>
+              <w:t>iorta TechNXT</w:t>
+            </w:r>
+          </w:p>
+        </w:tc>
+        <w:tc>
+          <w:tcPr>
+            <w:tcW w:type="dxa" w:w="1813"/>
+            <w:tcMar>
+              <w:top w:w="50" w:type="dxa"/>
+              <w:bottom w:w="50" w:type="dxa"/>
+              <w:left w:w="90" w:type="dxa"/>
+              <w:right w:w="90" w:type="dxa"/>
+            </w:tcMar>
+          </w:tcPr>
+          <w:p>
+            <w:pPr>
+              <w:pStyle w:val="BDOITable"/>
+            </w:pPr>
+            <w:r>
+              <w:rPr>
+                <w:sz w:val="15"/>
+              </w:rPr>
+              <w:t>Program Manager (BPS), Data Migration Lead</w:t>
+            </w:r>
+          </w:p>
+        </w:tc>
+        <w:tc>
+          <w:tcPr>
+            <w:tcW w:type="dxa" w:w="1700"/>
+            <w:tcMar>
+              <w:top w:w="50" w:type="dxa"/>
+              <w:bottom w:w="50" w:type="dxa"/>
+              <w:left w:w="90" w:type="dxa"/>
+              <w:right w:w="90" w:type="dxa"/>
+            </w:tcMar>
+          </w:tcPr>
+          <w:p>
+            <w:pPr>
+              <w:pStyle w:val="BDOITable"/>
+            </w:pPr>
+            <w:r>
+              <w:rPr>
+                <w:sz w:val="15"/>
+              </w:rPr>
+              <w:t>Program Manager (BPS)</w:t>
+            </w:r>
+          </w:p>
+        </w:tc>
+        <w:tc>
+          <w:tcPr>
+            <w:tcW w:type="dxa" w:w="2153"/>
+            <w:tcMar>
+              <w:top w:w="50" w:type="dxa"/>
+              <w:bottom w:w="50" w:type="dxa"/>
+              <w:left w:w="90" w:type="dxa"/>
+              <w:right w:w="90" w:type="dxa"/>
+            </w:tcMar>
+          </w:tcPr>
+          <w:p>
+            <w:pPr>
+              <w:pStyle w:val="BDOITable"/>
+            </w:pPr>
+            <w:r>
+              <w:rPr>
+                <w:sz w:val="15"/>
+              </w:rPr>
+              <w:t>Product Owner (MBS)</w:t>
+            </w:r>
+          </w:p>
+        </w:tc>
+      </w:tr>
+      <w:tr>
+        <w:tc>
+          <w:tcPr>
+            <w:tcW w:type="dxa" w:w="2946"/>
+            <w:tcMar>
+              <w:top w:w="50" w:type="dxa"/>
+              <w:bottom w:w="50" w:type="dxa"/>
+              <w:left w:w="90" w:type="dxa"/>
+              <w:right w:w="90" w:type="dxa"/>
+            </w:tcMar>
+            <w:shd w:val="clear" w:color="auto" w:fill="E5F5FF"/>
+          </w:tcPr>
+          <w:p>
+            <w:pPr>
+              <w:pStyle w:val="BDOITable"/>
+            </w:pPr>
+            <w:r>
+              <w:rPr>
+                <w:b/>
+                <w:sz w:val="15"/>
+              </w:rPr>
+              <w:t>Test plan (04 workbook, 05 summary)</w:t>
+            </w:r>
+          </w:p>
+        </w:tc>
+        <w:tc>
+          <w:tcPr>
+            <w:tcW w:type="dxa" w:w="1360"/>
+            <w:tcMar>
+              <w:top w:w="50" w:type="dxa"/>
+              <w:bottom w:w="50" w:type="dxa"/>
+              <w:left w:w="90" w:type="dxa"/>
+              <w:right w:w="90" w:type="dxa"/>
+            </w:tcMar>
+            <w:shd w:val="clear" w:color="auto" w:fill="E5F5FF"/>
+          </w:tcPr>
+          <w:p>
+            <w:pPr>
+              <w:pStyle w:val="BDOITable"/>
+            </w:pPr>
+            <w:r>
+              <w:rPr>
+                <w:sz w:val="15"/>
+              </w:rPr>
+              <w:t>iorta TechNXT</w:t>
+            </w:r>
+          </w:p>
+        </w:tc>
+        <w:tc>
+          <w:tcPr>
+            <w:tcW w:type="dxa" w:w="1813"/>
+            <w:tcMar>
+              <w:top w:w="50" w:type="dxa"/>
+              <w:bottom w:w="50" w:type="dxa"/>
+              <w:left w:w="90" w:type="dxa"/>
+              <w:right w:w="90" w:type="dxa"/>
+            </w:tcMar>
+            <w:shd w:val="clear" w:color="auto" w:fill="E5F5FF"/>
+          </w:tcPr>
+          <w:p>
+            <w:pPr>
+              <w:pStyle w:val="BDOITable"/>
+            </w:pPr>
+            <w:r>
+              <w:rPr>
+                <w:sz w:val="15"/>
+              </w:rPr>
+              <w:t>Data Migration Lead, Data owners</w:t>
+            </w:r>
+          </w:p>
+        </w:tc>
+        <w:tc>
+          <w:tcPr>
+            <w:tcW w:type="dxa" w:w="1700"/>
+            <w:tcMar>
+              <w:top w:w="50" w:type="dxa"/>
+              <w:bottom w:w="50" w:type="dxa"/>
+              <w:left w:w="90" w:type="dxa"/>
+              <w:right w:w="90" w:type="dxa"/>
+            </w:tcMar>
+            <w:shd w:val="clear" w:color="auto" w:fill="E5F5FF"/>
+          </w:tcPr>
+          <w:p>
+            <w:pPr>
+              <w:pStyle w:val="BDOITable"/>
+            </w:pPr>
+            <w:r>
+              <w:rPr>
+                <w:sz w:val="15"/>
+              </w:rPr>
+              <w:t>Program Manager (BPS), BDOI IT</w:t>
+            </w:r>
+          </w:p>
+        </w:tc>
+        <w:tc>
+          <w:tcPr>
+            <w:tcW w:type="dxa" w:w="2153"/>
+            <w:tcMar>
+              <w:top w:w="50" w:type="dxa"/>
+              <w:bottom w:w="50" w:type="dxa"/>
+              <w:left w:w="90" w:type="dxa"/>
+              <w:right w:w="90" w:type="dxa"/>
+            </w:tcMar>
+            <w:shd w:val="clear" w:color="auto" w:fill="E5F5FF"/>
+          </w:tcPr>
+          <w:p>
+            <w:pPr>
+              <w:pStyle w:val="BDOITable"/>
+            </w:pPr>
+            <w:r>
+              <w:rPr>
+                <w:sz w:val="15"/>
+              </w:rPr>
+              <w:t>Product Owner (MBS)</w:t>
+            </w:r>
+          </w:p>
+        </w:tc>
+      </w:tr>
+      <w:tr>
+        <w:tc>
+          <w:tcPr>
+            <w:tcW w:type="dxa" w:w="2946"/>
+            <w:tcMar>
+              <w:top w:w="50" w:type="dxa"/>
+              <w:bottom w:w="50" w:type="dxa"/>
+              <w:left w:w="90" w:type="dxa"/>
+              <w:right w:w="90" w:type="dxa"/>
+            </w:tcMar>
+          </w:tcPr>
+          <w:p>
+            <w:pPr>
+              <w:pStyle w:val="BDOITable"/>
+            </w:pPr>
+            <w:r>
+              <w:rPr>
+                <w:b/>
+                <w:sz w:val="15"/>
+              </w:rPr>
+              <w:t>Technical Specification (separate document: extract transfer, environments, backup and restore)</w:t>
+            </w:r>
+          </w:p>
+        </w:tc>
+        <w:tc>
+          <w:tcPr>
+            <w:tcW w:type="dxa" w:w="1360"/>
+            <w:tcMar>
+              <w:top w:w="50" w:type="dxa"/>
+              <w:bottom w:w="50" w:type="dxa"/>
+              <w:left w:w="90" w:type="dxa"/>
+              <w:right w:w="90" w:type="dxa"/>
+            </w:tcMar>
+          </w:tcPr>
+          <w:p>
+            <w:pPr>
+              <w:pStyle w:val="BDOITable"/>
+            </w:pPr>
+            <w:r>
+              <w:rPr>
+                <w:sz w:val="15"/>
+              </w:rPr>
+              <w:t>iorta TechNXT</w:t>
+            </w:r>
+          </w:p>
+        </w:tc>
+        <w:tc>
+          <w:tcPr>
+            <w:tcW w:type="dxa" w:w="1813"/>
+            <w:tcMar>
+              <w:top w:w="50" w:type="dxa"/>
+              <w:bottom w:w="50" w:type="dxa"/>
+              <w:left w:w="90" w:type="dxa"/>
+              <w:right w:w="90" w:type="dxa"/>
+            </w:tcMar>
+          </w:tcPr>
+          <w:p>
+            <w:pPr>
+              <w:pStyle w:val="BDOITable"/>
+            </w:pPr>
+            <w:r>
+              <w:rPr>
+                <w:sz w:val="15"/>
+              </w:rPr>
+              <w:t>BDOI IT</w:t>
+            </w:r>
+          </w:p>
+        </w:tc>
+        <w:tc>
+          <w:tcPr>
+            <w:tcW w:type="dxa" w:w="1700"/>
+            <w:tcMar>
+              <w:top w:w="50" w:type="dxa"/>
+              <w:bottom w:w="50" w:type="dxa"/>
+              <w:left w:w="90" w:type="dxa"/>
+              <w:right w:w="90" w:type="dxa"/>
+            </w:tcMar>
+          </w:tcPr>
+          <w:p>
+            <w:pPr>
+              <w:pStyle w:val="BDOITable"/>
+            </w:pPr>
+            <w:r>
+              <w:rPr>
+                <w:sz w:val="15"/>
+              </w:rPr>
+              <w:t>BDOI IT</w:t>
+            </w:r>
+          </w:p>
+        </w:tc>
+        <w:tc>
+          <w:tcPr>
+            <w:tcW w:type="dxa" w:w="2153"/>
+            <w:tcMar>
+              <w:top w:w="50" w:type="dxa"/>
+              <w:bottom w:w="50" w:type="dxa"/>
+              <w:left w:w="90" w:type="dxa"/>
+              <w:right w:w="90" w:type="dxa"/>
+            </w:tcMar>
+          </w:tcPr>
+          <w:p>
+            <w:pPr>
+              <w:pStyle w:val="BDOITable"/>
+            </w:pPr>
+            <w:r>
+              <w:rPr>
+                <w:sz w:val="15"/>
+              </w:rPr>
+              <w:t>BDOI IT</w:t>
+            </w:r>
+          </w:p>
+        </w:tc>
+      </w:tr>
+    </w:tbl>
+    <w:p>
+      <w:pPr>
+        <w:pStyle w:val="BDOISpacer"/>
+      </w:pPr>
+    </w:p>
+    <w:p>
+      <w:pPr>
+        <w:pStyle w:val="Caption"/>
+        <w:keepNext/>
+        <w:spacing w:after="60"/>
+      </w:pPr>
+      <w:r>
+        <w:rPr>
+          <w:b/>
+          <w:i w:val="0"/>
+        </w:rPr>
+        <w:t xml:space="preserve">Table 7: </w:t>
+      </w:r>
+      <w:r>
+        <w:rPr/>
+        <w:t>Signatories and what each confirms (BRD-13 approval pages p.15-16 (draft V0.01, not yet signed))</w:t>
+      </w:r>
+    </w:p>
+    <w:tbl>
+      <w:tblPr>
+        <w:tblW w:type="dxa" w:w="9973"/>
+        <w:jc w:val="center"/>
+        <w:tblLook w:firstColumn="1" w:firstRow="1" w:lastColumn="0" w:lastRow="0" w:noHBand="0" w:noVBand="1" w:val="04A0"/>
+        <w:tblBorders>
+          <w:top w:val="single" w:sz="4" w:space="0" w:color="C2C2C1"/>
+          <w:left w:val="single" w:sz="4" w:space="0" w:color="C2C2C1"/>
+          <w:bottom w:val="single" w:sz="4" w:space="0" w:color="C2C2C1"/>
+          <w:right w:val="single" w:sz="4" w:space="0" w:color="C2C2C1"/>
+          <w:insideH w:val="single" w:sz="4" w:space="0" w:color="C2C2C1"/>
+          <w:insideV w:val="single" w:sz="4" w:space="0" w:color="C2C2C1"/>
+        </w:tblBorders>
+        <w:tblLayout w:type="fixed"/>
+      </w:tblPr>
+      <w:tblGrid>
+        <w:gridCol w:w="1246"/>
+        <w:gridCol w:w="2833"/>
+        <w:gridCol w:w="3853"/>
+        <w:gridCol w:w="2039"/>
+      </w:tblGrid>
+      <w:tr>
+        <w:trPr>
+          <w:tblHeader w:val="true"/>
+          <w:cantSplit w:val="true"/>
+        </w:trPr>
+        <w:tc>
+          <w:tcPr>
+            <w:tcW w:type="dxa" w:w="1246"/>
+            <w:shd w:val="clear" w:color="auto" w:fill="004EA8"/>
+            <w:tcMar>
+              <w:top w:w="50" w:type="dxa"/>
+              <w:bottom w:w="50" w:type="dxa"/>
+              <w:left w:w="90" w:type="dxa"/>
+              <w:right w:w="90" w:type="dxa"/>
+            </w:tcMar>
+            <w:vAlign w:val="center"/>
+          </w:tcPr>
+          <w:p>
+            <w:pPr>
+              <w:pStyle w:val="BDOITableHeader"/>
+            </w:pPr>
+            <w:r>
+              <w:rPr>
+                <w:b/>
+                <w:color w:val="FFFFFF"/>
+                <w:sz w:val="15"/>
+              </w:rPr>
+              <w:t>Capacity</w:t>
+            </w:r>
+          </w:p>
+        </w:tc>
+        <w:tc>
+          <w:tcPr>
+            <w:tcW w:type="dxa" w:w="2833"/>
+            <w:shd w:val="clear" w:color="auto" w:fill="004EA8"/>
+            <w:tcMar>
+              <w:top w:w="50" w:type="dxa"/>
+              <w:bottom w:w="50" w:type="dxa"/>
+              <w:left w:w="90" w:type="dxa"/>
+              <w:right w:w="90" w:type="dxa"/>
+            </w:tcMar>
+            <w:vAlign w:val="center"/>
+          </w:tcPr>
+          <w:p>
+            <w:pPr>
+              <w:pStyle w:val="BDOITableHeader"/>
+            </w:pPr>
+            <w:r>
+              <w:rPr>
+                <w:b/>
+                <w:color w:val="FFFFFF"/>
+                <w:sz w:val="15"/>
+              </w:rPr>
+              <w:t>Role</w:t>
+            </w:r>
+          </w:p>
+        </w:tc>
+        <w:tc>
+          <w:tcPr>
+            <w:tcW w:type="dxa" w:w="3853"/>
+            <w:shd w:val="clear" w:color="auto" w:fill="004EA8"/>
+            <w:tcMar>
+              <w:top w:w="50" w:type="dxa"/>
+              <w:bottom w:w="50" w:type="dxa"/>
+              <w:left w:w="90" w:type="dxa"/>
+              <w:right w:w="90" w:type="dxa"/>
+            </w:tcMar>
+            <w:vAlign w:val="center"/>
+          </w:tcPr>
+          <w:p>
+            <w:pPr>
+              <w:pStyle w:val="BDOITableHeader"/>
+            </w:pPr>
+            <w:r>
+              <w:rPr>
+                <w:b/>
+                <w:color w:val="FFFFFF"/>
+                <w:sz w:val="15"/>
+              </w:rPr>
+              <w:t>Confirms by signing</w:t>
+            </w:r>
+          </w:p>
+        </w:tc>
+        <w:tc>
+          <w:tcPr>
+            <w:tcW w:type="dxa" w:w="2040"/>
+            <w:shd w:val="clear" w:color="auto" w:fill="004EA8"/>
+            <w:tcMar>
+              <w:top w:w="50" w:type="dxa"/>
+              <w:bottom w:w="50" w:type="dxa"/>
+              <w:left w:w="90" w:type="dxa"/>
+              <w:right w:w="90" w:type="dxa"/>
+            </w:tcMar>
+            <w:vAlign w:val="center"/>
+          </w:tcPr>
+          <w:p>
+            <w:pPr>
+              <w:pStyle w:val="BDOITableHeader"/>
+            </w:pPr>
+            <w:r>
+              <w:rPr>
+                <w:b/>
+                <w:color w:val="FFFFFF"/>
+                <w:sz w:val="15"/>
+              </w:rPr>
+              <w:t>On the BRD approval sheet</w:t>
+            </w:r>
+          </w:p>
+        </w:tc>
+      </w:tr>
+      <w:tr>
+        <w:tc>
+          <w:tcPr>
+            <w:tcW w:type="dxa" w:w="1246"/>
+            <w:tcMar>
+              <w:top w:w="50" w:type="dxa"/>
+              <w:bottom w:w="50" w:type="dxa"/>
+              <w:left w:w="90" w:type="dxa"/>
+              <w:right w:w="90" w:type="dxa"/>
+            </w:tcMar>
+          </w:tcPr>
+          <w:p>
+            <w:pPr>
+              <w:pStyle w:val="BDOITable"/>
+            </w:pPr>
+            <w:r>
+              <w:rPr>
+                <w:sz w:val="15"/>
+              </w:rPr>
+              <w:t>Prepared by</w:t>
+            </w:r>
+          </w:p>
+        </w:tc>
+        <w:tc>
+          <w:tcPr>
+            <w:tcW w:type="dxa" w:w="2833"/>
+            <w:tcMar>
+              <w:top w:w="50" w:type="dxa"/>
+              <w:bottom w:w="50" w:type="dxa"/>
+              <w:left w:w="90" w:type="dxa"/>
+              <w:right w:w="90" w:type="dxa"/>
+            </w:tcMar>
+          </w:tcPr>
+          <w:p>
+            <w:pPr>
+              <w:pStyle w:val="BDOITable"/>
+            </w:pPr>
+            <w:r>
+              <w:rPr>
+                <w:sz w:val="15"/>
+              </w:rPr>
+              <w:t>iorta TechNXT project team: Project Manager, Business Analysis, Migration Lead, test lead (iorta TechNXT)</w:t>
+            </w:r>
+          </w:p>
+        </w:tc>
+        <w:tc>
+          <w:tcPr>
+            <w:tcW w:type="dxa" w:w="3853"/>
+            <w:tcMar>
+              <w:top w:w="50" w:type="dxa"/>
+              <w:bottom w:w="50" w:type="dxa"/>
+              <w:left w:w="90" w:type="dxa"/>
+              <w:right w:w="90" w:type="dxa"/>
+            </w:tcMar>
+          </w:tcPr>
+          <w:p>
+            <w:pPr>
+              <w:pStyle w:val="BDOITable"/>
+            </w:pPr>
+            <w:r>
+              <w:rPr>
+                <w:sz w:val="15"/>
+              </w:rPr>
+              <w:t>The set is complete and consistent as issued, traced to the BRD and to the Migration Console; every comment is answered in the comments log</w:t>
+            </w:r>
+          </w:p>
+        </w:tc>
+        <w:tc>
+          <w:tcPr>
+            <w:tcW w:type="dxa" w:w="2040"/>
+            <w:tcMar>
+              <w:top w:w="50" w:type="dxa"/>
+              <w:bottom w:w="50" w:type="dxa"/>
+              <w:left w:w="90" w:type="dxa"/>
+              <w:right w:w="90" w:type="dxa"/>
+            </w:tcMar>
+          </w:tcPr>
+          <w:p>
+            <w:pPr>
+              <w:pStyle w:val="BDOITable"/>
+            </w:pPr>
+            <w:r>
+              <w:rPr>
+                <w:sz w:val="15"/>
+              </w:rPr>
+              <w:t>Added for this set (author of the Handbook and the Migration Workbook)</w:t>
+            </w:r>
+          </w:p>
+        </w:tc>
+      </w:tr>
+      <w:tr>
+        <w:tc>
+          <w:tcPr>
+            <w:tcW w:type="dxa" w:w="1246"/>
+            <w:tcMar>
+              <w:top w:w="50" w:type="dxa"/>
+              <w:bottom w:w="50" w:type="dxa"/>
+              <w:left w:w="90" w:type="dxa"/>
+              <w:right w:w="90" w:type="dxa"/>
+            </w:tcMar>
+            <w:shd w:val="clear" w:color="auto" w:fill="E5F5FF"/>
+          </w:tcPr>
+          <w:p>
+            <w:pPr>
+              <w:pStyle w:val="BDOITable"/>
+            </w:pPr>
+            <w:r>
+              <w:rPr>
+                <w:sz w:val="15"/>
+              </w:rPr>
+              <w:t>Prepared by</w:t>
+            </w:r>
+          </w:p>
+        </w:tc>
+        <w:tc>
+          <w:tcPr>
+            <w:tcW w:type="dxa" w:w="2833"/>
+            <w:tcMar>
+              <w:top w:w="50" w:type="dxa"/>
+              <w:bottom w:w="50" w:type="dxa"/>
+              <w:left w:w="90" w:type="dxa"/>
+              <w:right w:w="90" w:type="dxa"/>
+            </w:tcMar>
+            <w:shd w:val="clear" w:color="auto" w:fill="E5F5FF"/>
+          </w:tcPr>
+          <w:p>
+            <w:pPr>
+              <w:pStyle w:val="BDOITable"/>
+            </w:pPr>
+            <w:r>
+              <w:rPr>
+                <w:sz w:val="15"/>
+              </w:rPr>
+              <w:t>Program Manager, Enterprise Services Group - Business Project Services (BPS) (BDO Unibank ESG)</w:t>
+            </w:r>
+          </w:p>
+        </w:tc>
+        <w:tc>
+          <w:tcPr>
+            <w:tcW w:type="dxa" w:w="3853"/>
+            <w:tcMar>
+              <w:top w:w="50" w:type="dxa"/>
+              <w:bottom w:w="50" w:type="dxa"/>
+              <w:left w:w="90" w:type="dxa"/>
+              <w:right w:w="90" w:type="dxa"/>
+            </w:tcMar>
+            <w:shd w:val="clear" w:color="auto" w:fill="E5F5FF"/>
+          </w:tcPr>
+          <w:p>
+            <w:pPr>
+              <w:pStyle w:val="BDOITable"/>
+            </w:pPr>
+            <w:r>
+              <w:rPr>
+                <w:sz w:val="15"/>
+              </w:rPr>
+              <w:t>The set states the BRD requirements as written (author of the BRD); traceability of every BRD requirement and completeness of the set; chairs the go / no-go board</w:t>
+            </w:r>
+          </w:p>
+        </w:tc>
+        <w:tc>
+          <w:tcPr>
+            <w:tcW w:type="dxa" w:w="2040"/>
+            <w:tcMar>
+              <w:top w:w="50" w:type="dxa"/>
+              <w:bottom w:w="50" w:type="dxa"/>
+              <w:left w:w="90" w:type="dxa"/>
+              <w:right w:w="90" w:type="dxa"/>
+            </w:tcMar>
+            <w:shd w:val="clear" w:color="auto" w:fill="E5F5FF"/>
+          </w:tcPr>
+          <w:p>
+            <w:pPr>
+              <w:pStyle w:val="BDOITable"/>
+            </w:pPr>
+            <w:r>
+              <w:rPr>
+                <w:sz w:val="15"/>
+              </w:rPr>
+              <w:t>Prepared by (p.15)</w:t>
+            </w:r>
+          </w:p>
+        </w:tc>
+      </w:tr>
+      <w:tr>
+        <w:tc>
+          <w:tcPr>
+            <w:tcW w:type="dxa" w:w="1246"/>
+            <w:tcMar>
+              <w:top w:w="50" w:type="dxa"/>
+              <w:bottom w:w="50" w:type="dxa"/>
+              <w:left w:w="90" w:type="dxa"/>
+              <w:right w:w="90" w:type="dxa"/>
+            </w:tcMar>
+          </w:tcPr>
+          <w:p>
+            <w:pPr>
+              <w:pStyle w:val="BDOITable"/>
+            </w:pPr>
+            <w:r>
+              <w:rPr>
+                <w:sz w:val="15"/>
+              </w:rPr>
+              <w:t>Input provided by</w:t>
+            </w:r>
+          </w:p>
+        </w:tc>
+        <w:tc>
+          <w:tcPr>
+            <w:tcW w:type="dxa" w:w="2833"/>
+            <w:tcMar>
+              <w:top w:w="50" w:type="dxa"/>
+              <w:bottom w:w="50" w:type="dxa"/>
+              <w:left w:w="90" w:type="dxa"/>
+              <w:right w:w="90" w:type="dxa"/>
+            </w:tcMar>
+          </w:tcPr>
+          <w:p>
+            <w:pPr>
+              <w:pStyle w:val="BDOITable"/>
+            </w:pPr>
+            <w:r>
+              <w:rPr>
+                <w:sz w:val="15"/>
+              </w:rPr>
+              <w:t>Data Migration Lead (BDOI)</w:t>
+            </w:r>
+          </w:p>
+        </w:tc>
+        <w:tc>
+          <w:tcPr>
+            <w:tcW w:type="dxa" w:w="3853"/>
+            <w:tcMar>
+              <w:top w:w="50" w:type="dxa"/>
+              <w:bottom w:w="50" w:type="dxa"/>
+              <w:left w:w="90" w:type="dxa"/>
+              <w:right w:w="90" w:type="dxa"/>
+            </w:tcMar>
+          </w:tcPr>
+          <w:p>
+            <w:pPr>
+              <w:pStyle w:val="BDOITable"/>
+            </w:pPr>
+            <w:r>
+              <w:rPr>
+                <w:sz w:val="15"/>
+              </w:rPr>
+              <w:t>The object decisions, the trial migrations, the gates and the cut-over plan match the business input</w:t>
+            </w:r>
+          </w:p>
+        </w:tc>
+        <w:tc>
+          <w:tcPr>
+            <w:tcW w:type="dxa" w:w="2040"/>
+            <w:tcMar>
+              <w:top w:w="50" w:type="dxa"/>
+              <w:bottom w:w="50" w:type="dxa"/>
+              <w:left w:w="90" w:type="dxa"/>
+              <w:right w:w="90" w:type="dxa"/>
+            </w:tcMar>
+          </w:tcPr>
+          <w:p>
+            <w:pPr>
+              <w:pStyle w:val="BDOITable"/>
+            </w:pPr>
+            <w:r>
+              <w:rPr>
+                <w:sz w:val="15"/>
+              </w:rPr>
+              <w:t>Added for this set</w:t>
+            </w:r>
+          </w:p>
+        </w:tc>
+      </w:tr>
+      <w:tr>
+        <w:tc>
+          <w:tcPr>
+            <w:tcW w:type="dxa" w:w="1246"/>
+            <w:tcMar>
+              <w:top w:w="50" w:type="dxa"/>
+              <w:bottom w:w="50" w:type="dxa"/>
+              <w:left w:w="90" w:type="dxa"/>
+              <w:right w:w="90" w:type="dxa"/>
+            </w:tcMar>
+            <w:shd w:val="clear" w:color="auto" w:fill="E5F5FF"/>
+          </w:tcPr>
+          <w:p>
+            <w:pPr>
+              <w:pStyle w:val="BDOITable"/>
+            </w:pPr>
+            <w:r>
+              <w:rPr>
+                <w:sz w:val="15"/>
+              </w:rPr>
+              <w:t>Input provided by</w:t>
+            </w:r>
+          </w:p>
+        </w:tc>
+        <w:tc>
+          <w:tcPr>
+            <w:tcW w:type="dxa" w:w="2833"/>
+            <w:tcMar>
+              <w:top w:w="50" w:type="dxa"/>
+              <w:bottom w:w="50" w:type="dxa"/>
+              <w:left w:w="90" w:type="dxa"/>
+              <w:right w:w="90" w:type="dxa"/>
+            </w:tcMar>
+            <w:shd w:val="clear" w:color="auto" w:fill="E5F5FF"/>
+          </w:tcPr>
+          <w:p>
+            <w:pPr>
+              <w:pStyle w:val="BDOITable"/>
+            </w:pPr>
+            <w:r>
+              <w:rPr>
+                <w:sz w:val="15"/>
+              </w:rPr>
+              <w:t>Data owners of the objects (department representatives named per object) (BDOI)</w:t>
+            </w:r>
+          </w:p>
+        </w:tc>
+        <w:tc>
+          <w:tcPr>
+            <w:tcW w:type="dxa" w:w="3853"/>
+            <w:tcMar>
+              <w:top w:w="50" w:type="dxa"/>
+              <w:bottom w:w="50" w:type="dxa"/>
+              <w:left w:w="90" w:type="dxa"/>
+              <w:right w:w="90" w:type="dxa"/>
+            </w:tcMar>
+            <w:shd w:val="clear" w:color="auto" w:fill="E5F5FF"/>
+          </w:tcPr>
+          <w:p>
+            <w:pPr>
+              <w:pStyle w:val="BDOITable"/>
+            </w:pPr>
+            <w:r>
+              <w:rPr>
+                <w:sz w:val="15"/>
+              </w:rPr>
+              <w:t>Their objects, load templates, code maps and reconciliation</w:t>
+            </w:r>
+          </w:p>
+        </w:tc>
+        <w:tc>
+          <w:tcPr>
+            <w:tcW w:type="dxa" w:w="2040"/>
+            <w:tcMar>
+              <w:top w:w="50" w:type="dxa"/>
+              <w:bottom w:w="50" w:type="dxa"/>
+              <w:left w:w="90" w:type="dxa"/>
+              <w:right w:w="90" w:type="dxa"/>
+            </w:tcMar>
+            <w:shd w:val="clear" w:color="auto" w:fill="E5F5FF"/>
+          </w:tcPr>
+          <w:p>
+            <w:pPr>
+              <w:pStyle w:val="BDOITable"/>
+            </w:pPr>
+            <w:r>
+              <w:rPr>
+                <w:sz w:val="15"/>
+              </w:rPr>
+              <w:t>Added for this set (named per object in the Migration Workbook)</w:t>
+            </w:r>
+          </w:p>
+        </w:tc>
+      </w:tr>
+      <w:tr>
+        <w:tc>
+          <w:tcPr>
+            <w:tcW w:type="dxa" w:w="1246"/>
+            <w:tcMar>
+              <w:top w:w="50" w:type="dxa"/>
+              <w:bottom w:w="50" w:type="dxa"/>
+              <w:left w:w="90" w:type="dxa"/>
+              <w:right w:w="90" w:type="dxa"/>
+            </w:tcMar>
+          </w:tcPr>
+          <w:p>
+            <w:pPr>
+              <w:pStyle w:val="BDOITable"/>
+            </w:pPr>
+            <w:r>
+              <w:rPr>
+                <w:sz w:val="15"/>
+              </w:rPr>
+              <w:t>Reviewed by</w:t>
+            </w:r>
+          </w:p>
+        </w:tc>
+        <w:tc>
+          <w:tcPr>
+            <w:tcW w:type="dxa" w:w="2833"/>
+            <w:tcMar>
+              <w:top w:w="50" w:type="dxa"/>
+              <w:bottom w:w="50" w:type="dxa"/>
+              <w:left w:w="90" w:type="dxa"/>
+              <w:right w:w="90" w:type="dxa"/>
+            </w:tcMar>
+          </w:tcPr>
+          <w:p>
+            <w:pPr>
+              <w:pStyle w:val="BDOITable"/>
+            </w:pPr>
+            <w:r>
+              <w:rPr>
+                <w:sz w:val="15"/>
+              </w:rPr>
+              <w:t>Marketing Business System (MBS) (BDOI)</w:t>
+            </w:r>
+          </w:p>
+        </w:tc>
+        <w:tc>
+          <w:tcPr>
+            <w:tcW w:type="dxa" w:w="3853"/>
+            <w:tcMar>
+              <w:top w:w="50" w:type="dxa"/>
+              <w:bottom w:w="50" w:type="dxa"/>
+              <w:left w:w="90" w:type="dxa"/>
+              <w:right w:w="90" w:type="dxa"/>
+            </w:tcMar>
+          </w:tcPr>
+          <w:p>
+            <w:pPr>
+              <w:pStyle w:val="BDOITable"/>
+            </w:pPr>
+            <w:r>
+              <w:rPr>
+                <w:sz w:val="15"/>
+              </w:rPr>
+              <w:t>The lists of values, products, packages, clients and payout accounts and their code maps</w:t>
+            </w:r>
+          </w:p>
+        </w:tc>
+        <w:tc>
+          <w:tcPr>
+            <w:tcW w:type="dxa" w:w="2040"/>
+            <w:tcMar>
+              <w:top w:w="50" w:type="dxa"/>
+              <w:bottom w:w="50" w:type="dxa"/>
+              <w:left w:w="90" w:type="dxa"/>
+              <w:right w:w="90" w:type="dxa"/>
+            </w:tcMar>
+          </w:tcPr>
+          <w:p>
+            <w:pPr>
+              <w:pStyle w:val="BDOITable"/>
+            </w:pPr>
+            <w:r>
+              <w:rPr>
+                <w:sz w:val="15"/>
+              </w:rPr>
+              <w:t>Reviewed by (p.15)</w:t>
+            </w:r>
+          </w:p>
+        </w:tc>
+      </w:tr>
+      <w:tr>
+        <w:tc>
+          <w:tcPr>
+            <w:tcW w:type="dxa" w:w="1246"/>
+            <w:tcMar>
+              <w:top w:w="50" w:type="dxa"/>
+              <w:bottom w:w="50" w:type="dxa"/>
+              <w:left w:w="90" w:type="dxa"/>
+              <w:right w:w="90" w:type="dxa"/>
+            </w:tcMar>
+            <w:shd w:val="clear" w:color="auto" w:fill="E5F5FF"/>
+          </w:tcPr>
+          <w:p>
+            <w:pPr>
+              <w:pStyle w:val="BDOITable"/>
+            </w:pPr>
+            <w:r>
+              <w:rPr>
+                <w:sz w:val="15"/>
+              </w:rPr>
+              <w:t>Reviewed by</w:t>
+            </w:r>
+          </w:p>
+        </w:tc>
+        <w:tc>
+          <w:tcPr>
+            <w:tcW w:type="dxa" w:w="2833"/>
+            <w:tcMar>
+              <w:top w:w="50" w:type="dxa"/>
+              <w:bottom w:w="50" w:type="dxa"/>
+              <w:left w:w="90" w:type="dxa"/>
+              <w:right w:w="90" w:type="dxa"/>
+            </w:tcMar>
+            <w:shd w:val="clear" w:color="auto" w:fill="E5F5FF"/>
+          </w:tcPr>
+          <w:p>
+            <w:pPr>
+              <w:pStyle w:val="BDOITable"/>
+            </w:pPr>
+            <w:r>
+              <w:rPr>
+                <w:sz w:val="15"/>
+              </w:rPr>
+              <w:t>BDOI Information Technology Group (BDOI IT) (BDOI)</w:t>
+            </w:r>
+          </w:p>
+        </w:tc>
+        <w:tc>
+          <w:tcPr>
+            <w:tcW w:type="dxa" w:w="3853"/>
+            <w:tcMar>
+              <w:top w:w="50" w:type="dxa"/>
+              <w:bottom w:w="50" w:type="dxa"/>
+              <w:left w:w="90" w:type="dxa"/>
+              <w:right w:w="90" w:type="dxa"/>
+            </w:tcMar>
+            <w:shd w:val="clear" w:color="auto" w:fill="E5F5FF"/>
+          </w:tcPr>
+          <w:p>
+            <w:pPr>
+              <w:pStyle w:val="BDOITable"/>
+            </w:pPr>
+            <w:r>
+              <w:rPr>
+                <w:sz w:val="15"/>
+              </w:rPr>
+              <w:t>Extracts and their transfer, the legacy freeze and read-only access, decommissioning, and the Technical Specification (a separate document); not the business content</w:t>
+            </w:r>
+          </w:p>
+        </w:tc>
+        <w:tc>
+          <w:tcPr>
+            <w:tcW w:type="dxa" w:w="2040"/>
+            <w:tcMar>
+              <w:top w:w="50" w:type="dxa"/>
+              <w:bottom w:w="50" w:type="dxa"/>
+              <w:left w:w="90" w:type="dxa"/>
+              <w:right w:w="90" w:type="dxa"/>
+            </w:tcMar>
+            <w:shd w:val="clear" w:color="auto" w:fill="E5F5FF"/>
+          </w:tcPr>
+          <w:p>
+            <w:pPr>
+              <w:pStyle w:val="BDOITable"/>
+            </w:pPr>
+            <w:r>
+              <w:rPr>
+                <w:sz w:val="15"/>
+              </w:rPr>
+              <w:t>Added for this set</w:t>
+            </w:r>
+          </w:p>
+        </w:tc>
+      </w:tr>
+      <w:tr>
+        <w:tc>
+          <w:tcPr>
+            <w:tcW w:type="dxa" w:w="1246"/>
+            <w:tcMar>
+              <w:top w:w="50" w:type="dxa"/>
+              <w:bottom w:w="50" w:type="dxa"/>
+              <w:left w:w="90" w:type="dxa"/>
+              <w:right w:w="90" w:type="dxa"/>
+            </w:tcMar>
+          </w:tcPr>
+          <w:p>
+            <w:pPr>
+              <w:pStyle w:val="BDOITable"/>
+            </w:pPr>
+            <w:r>
+              <w:rPr>
+                <w:sz w:val="15"/>
+              </w:rPr>
+              <w:t>Approved by</w:t>
+            </w:r>
+          </w:p>
+        </w:tc>
+        <w:tc>
+          <w:tcPr>
+            <w:tcW w:type="dxa" w:w="2833"/>
+            <w:tcMar>
+              <w:top w:w="50" w:type="dxa"/>
+              <w:bottom w:w="50" w:type="dxa"/>
+              <w:left w:w="90" w:type="dxa"/>
+              <w:right w:w="90" w:type="dxa"/>
+            </w:tcMar>
+          </w:tcPr>
+          <w:p>
+            <w:pPr>
+              <w:pStyle w:val="BDOITable"/>
+            </w:pPr>
+            <w:r>
+              <w:rPr>
+                <w:sz w:val="15"/>
+              </w:rPr>
+              <w:t>Product Owner, Marketing Business System (BDOI)</w:t>
+            </w:r>
+          </w:p>
+        </w:tc>
+        <w:tc>
+          <w:tcPr>
+            <w:tcW w:type="dxa" w:w="3853"/>
+            <w:tcMar>
+              <w:top w:w="50" w:type="dxa"/>
+              <w:bottom w:w="50" w:type="dxa"/>
+              <w:left w:w="90" w:type="dxa"/>
+              <w:right w:w="90" w:type="dxa"/>
+            </w:tcMar>
+          </w:tcPr>
+          <w:p>
+            <w:pPr>
+              <w:pStyle w:val="BDOITable"/>
+            </w:pPr>
+            <w:r>
+              <w:rPr>
+                <w:sz w:val="15"/>
+              </w:rPr>
+              <w:t>Owns the set and approves all of its contents</w:t>
+            </w:r>
+          </w:p>
+        </w:tc>
+        <w:tc>
+          <w:tcPr>
+            <w:tcW w:type="dxa" w:w="2040"/>
+            <w:tcMar>
+              <w:top w:w="50" w:type="dxa"/>
+              <w:bottom w:w="50" w:type="dxa"/>
+              <w:left w:w="90" w:type="dxa"/>
+              <w:right w:w="90" w:type="dxa"/>
+            </w:tcMar>
+          </w:tcPr>
+          <w:p>
+            <w:pPr>
+              <w:pStyle w:val="BDOITable"/>
+            </w:pPr>
+            <w:r>
+              <w:rPr>
+                <w:sz w:val="15"/>
+              </w:rPr>
+              <w:t>Approved by (p.15)</w:t>
+            </w:r>
+          </w:p>
+        </w:tc>
+      </w:tr>
+      <w:tr>
+        <w:tc>
+          <w:tcPr>
+            <w:tcW w:type="dxa" w:w="1246"/>
+            <w:tcMar>
+              <w:top w:w="50" w:type="dxa"/>
+              <w:bottom w:w="50" w:type="dxa"/>
+              <w:left w:w="90" w:type="dxa"/>
+              <w:right w:w="90" w:type="dxa"/>
+            </w:tcMar>
+            <w:shd w:val="clear" w:color="auto" w:fill="E5F5FF"/>
+          </w:tcPr>
+          <w:p>
+            <w:pPr>
+              <w:pStyle w:val="BDOITable"/>
+            </w:pPr>
+            <w:r>
+              <w:rPr>
+                <w:sz w:val="15"/>
+              </w:rPr>
+              <w:t>Approved by</w:t>
+            </w:r>
+          </w:p>
+        </w:tc>
+        <w:tc>
+          <w:tcPr>
+            <w:tcW w:type="dxa" w:w="2833"/>
+            <w:tcMar>
+              <w:top w:w="50" w:type="dxa"/>
+              <w:bottom w:w="50" w:type="dxa"/>
+              <w:left w:w="90" w:type="dxa"/>
+              <w:right w:w="90" w:type="dxa"/>
+            </w:tcMar>
+            <w:shd w:val="clear" w:color="auto" w:fill="E5F5FF"/>
+          </w:tcPr>
+          <w:p>
+            <w:pPr>
+              <w:pStyle w:val="BDOITable"/>
+            </w:pPr>
+            <w:r>
+              <w:rPr>
+                <w:sz w:val="15"/>
+              </w:rPr>
+              <w:t>Product Owner - Comptrollership - Disbursement (BDOI)</w:t>
+            </w:r>
+          </w:p>
+        </w:tc>
+        <w:tc>
+          <w:tcPr>
+            <w:tcW w:type="dxa" w:w="3853"/>
+            <w:tcMar>
+              <w:top w:w="50" w:type="dxa"/>
+              <w:bottom w:w="50" w:type="dxa"/>
+              <w:left w:w="90" w:type="dxa"/>
+              <w:right w:w="90" w:type="dxa"/>
+            </w:tcMar>
+            <w:shd w:val="clear" w:color="auto" w:fill="E5F5FF"/>
+          </w:tcPr>
+          <w:p>
+            <w:pPr>
+              <w:pStyle w:val="BDOITable"/>
+            </w:pPr>
+            <w:r>
+              <w:rPr>
+                <w:sz w:val="15"/>
+              </w:rPr>
+              <w:t>Payees and open disbursements</w:t>
+            </w:r>
+          </w:p>
+        </w:tc>
+        <w:tc>
+          <w:tcPr>
+            <w:tcW w:type="dxa" w:w="2040"/>
+            <w:tcMar>
+              <w:top w:w="50" w:type="dxa"/>
+              <w:bottom w:w="50" w:type="dxa"/>
+              <w:left w:w="90" w:type="dxa"/>
+              <w:right w:w="90" w:type="dxa"/>
+            </w:tcMar>
+            <w:shd w:val="clear" w:color="auto" w:fill="E5F5FF"/>
+          </w:tcPr>
+          <w:p>
+            <w:pPr>
+              <w:pStyle w:val="BDOITable"/>
+            </w:pPr>
+            <w:r>
+              <w:rPr>
+                <w:sz w:val="15"/>
+              </w:rPr>
+              <w:t>Approved by (p.15)</w:t>
+            </w:r>
+          </w:p>
+        </w:tc>
+      </w:tr>
+      <w:tr>
+        <w:tc>
+          <w:tcPr>
+            <w:tcW w:type="dxa" w:w="1246"/>
+            <w:tcMar>
+              <w:top w:w="50" w:type="dxa"/>
+              <w:bottom w:w="50" w:type="dxa"/>
+              <w:left w:w="90" w:type="dxa"/>
+              <w:right w:w="90" w:type="dxa"/>
+            </w:tcMar>
+          </w:tcPr>
+          <w:p>
+            <w:pPr>
+              <w:pStyle w:val="BDOITable"/>
+            </w:pPr>
+            <w:r>
+              <w:rPr>
+                <w:sz w:val="15"/>
+              </w:rPr>
+              <w:t>Approved by</w:t>
+            </w:r>
+          </w:p>
+        </w:tc>
+        <w:tc>
+          <w:tcPr>
+            <w:tcW w:type="dxa" w:w="2833"/>
+            <w:tcMar>
+              <w:top w:w="50" w:type="dxa"/>
+              <w:bottom w:w="50" w:type="dxa"/>
+              <w:left w:w="90" w:type="dxa"/>
+              <w:right w:w="90" w:type="dxa"/>
+            </w:tcMar>
+          </w:tcPr>
+          <w:p>
+            <w:pPr>
+              <w:pStyle w:val="BDOITable"/>
+            </w:pPr>
+            <w:r>
+              <w:rPr>
+                <w:sz w:val="15"/>
+              </w:rPr>
+              <w:t>Product Owner - Comptrollership - FRBS and ACSL (BDOI)</w:t>
+            </w:r>
+          </w:p>
+        </w:tc>
+        <w:tc>
+          <w:tcPr>
+            <w:tcW w:type="dxa" w:w="3853"/>
+            <w:tcMar>
+              <w:top w:w="50" w:type="dxa"/>
+              <w:bottom w:w="50" w:type="dxa"/>
+              <w:left w:w="90" w:type="dxa"/>
+              <w:right w:w="90" w:type="dxa"/>
+            </w:tcMar>
+          </w:tcPr>
+          <w:p>
+            <w:pPr>
+              <w:pStyle w:val="BDOITable"/>
+            </w:pPr>
+            <w:r>
+              <w:rPr>
+                <w:sz w:val="15"/>
+              </w:rPr>
+              <w:t>GL opening, legacy accounts and the subsidiary ledger</w:t>
+            </w:r>
+          </w:p>
+        </w:tc>
+        <w:tc>
+          <w:tcPr>
+            <w:tcW w:type="dxa" w:w="2040"/>
+            <w:tcMar>
+              <w:top w:w="50" w:type="dxa"/>
+              <w:bottom w:w="50" w:type="dxa"/>
+              <w:left w:w="90" w:type="dxa"/>
+              <w:right w:w="90" w:type="dxa"/>
+            </w:tcMar>
+          </w:tcPr>
+          <w:p>
+            <w:pPr>
+              <w:pStyle w:val="BDOITable"/>
+            </w:pPr>
+            <w:r>
+              <w:rPr>
+                <w:sz w:val="15"/>
+              </w:rPr>
+              <w:t>Approved by (p.15)</w:t>
+            </w:r>
+          </w:p>
+        </w:tc>
+      </w:tr>
+      <w:tr>
+        <w:tc>
+          <w:tcPr>
+            <w:tcW w:type="dxa" w:w="1246"/>
+            <w:tcMar>
+              <w:top w:w="50" w:type="dxa"/>
+              <w:bottom w:w="50" w:type="dxa"/>
+              <w:left w:w="90" w:type="dxa"/>
+              <w:right w:w="90" w:type="dxa"/>
+            </w:tcMar>
+            <w:shd w:val="clear" w:color="auto" w:fill="E5F5FF"/>
+          </w:tcPr>
+          <w:p>
+            <w:pPr>
+              <w:pStyle w:val="BDOITable"/>
+            </w:pPr>
+            <w:r>
+              <w:rPr>
+                <w:sz w:val="15"/>
+              </w:rPr>
+              <w:t>Approved by</w:t>
+            </w:r>
+          </w:p>
+        </w:tc>
+        <w:tc>
+          <w:tcPr>
+            <w:tcW w:type="dxa" w:w="2833"/>
+            <w:tcMar>
+              <w:top w:w="50" w:type="dxa"/>
+              <w:bottom w:w="50" w:type="dxa"/>
+              <w:left w:w="90" w:type="dxa"/>
+              <w:right w:w="90" w:type="dxa"/>
+            </w:tcMar>
+            <w:shd w:val="clear" w:color="auto" w:fill="E5F5FF"/>
+          </w:tcPr>
+          <w:p>
+            <w:pPr>
+              <w:pStyle w:val="BDOITable"/>
+            </w:pPr>
+            <w:r>
+              <w:rPr>
+                <w:sz w:val="15"/>
+              </w:rPr>
+              <w:t>Operations: Financial Transactions and Processing (BDOI)</w:t>
+            </w:r>
+          </w:p>
+        </w:tc>
+        <w:tc>
+          <w:tcPr>
+            <w:tcW w:type="dxa" w:w="3853"/>
+            <w:tcMar>
+              <w:top w:w="50" w:type="dxa"/>
+              <w:bottom w:w="50" w:type="dxa"/>
+              <w:left w:w="90" w:type="dxa"/>
+              <w:right w:w="90" w:type="dxa"/>
+            </w:tcMar>
+            <w:shd w:val="clear" w:color="auto" w:fill="E5F5FF"/>
+          </w:tcPr>
+          <w:p>
+            <w:pPr>
+              <w:pStyle w:val="BDOITable"/>
+            </w:pPr>
+            <w:r>
+              <w:rPr>
+                <w:sz w:val="15"/>
+              </w:rPr>
+              <w:t>Open invoices, unapplied payments, collection state and remittance</w:t>
+            </w:r>
+          </w:p>
+        </w:tc>
+        <w:tc>
+          <w:tcPr>
+            <w:tcW w:type="dxa" w:w="2040"/>
+            <w:tcMar>
+              <w:top w:w="50" w:type="dxa"/>
+              <w:bottom w:w="50" w:type="dxa"/>
+              <w:left w:w="90" w:type="dxa"/>
+              <w:right w:w="90" w:type="dxa"/>
+            </w:tcMar>
+            <w:shd w:val="clear" w:color="auto" w:fill="E5F5FF"/>
+          </w:tcPr>
+          <w:p>
+            <w:pPr>
+              <w:pStyle w:val="BDOITable"/>
+            </w:pPr>
+            <w:r>
+              <w:rPr>
+                <w:sz w:val="15"/>
+              </w:rPr>
+              <w:t>Approved by (p.15)</w:t>
+            </w:r>
+          </w:p>
+        </w:tc>
+      </w:tr>
+      <w:tr>
+        <w:tc>
+          <w:tcPr>
+            <w:tcW w:type="dxa" w:w="1246"/>
+            <w:tcMar>
+              <w:top w:w="50" w:type="dxa"/>
+              <w:bottom w:w="50" w:type="dxa"/>
+              <w:left w:w="90" w:type="dxa"/>
+              <w:right w:w="90" w:type="dxa"/>
+            </w:tcMar>
+          </w:tcPr>
+          <w:p>
+            <w:pPr>
+              <w:pStyle w:val="BDOITable"/>
+            </w:pPr>
+            <w:r>
+              <w:rPr>
+                <w:sz w:val="15"/>
+              </w:rPr>
+              <w:t>Approved by</w:t>
+            </w:r>
+          </w:p>
+        </w:tc>
+        <w:tc>
+          <w:tcPr>
+            <w:tcW w:type="dxa" w:w="2833"/>
+            <w:tcMar>
+              <w:top w:w="50" w:type="dxa"/>
+              <w:bottom w:w="50" w:type="dxa"/>
+              <w:left w:w="90" w:type="dxa"/>
+              <w:right w:w="90" w:type="dxa"/>
+            </w:tcMar>
+          </w:tcPr>
+          <w:p>
+            <w:pPr>
+              <w:pStyle w:val="BDOITable"/>
+            </w:pPr>
+            <w:r>
+              <w:rPr>
+                <w:sz w:val="15"/>
+              </w:rPr>
+              <w:t>Head - Operations (BDOI)</w:t>
+            </w:r>
+          </w:p>
+        </w:tc>
+        <w:tc>
+          <w:tcPr>
+            <w:tcW w:type="dxa" w:w="3853"/>
+            <w:tcMar>
+              <w:top w:w="50" w:type="dxa"/>
+              <w:bottom w:w="50" w:type="dxa"/>
+              <w:left w:w="90" w:type="dxa"/>
+              <w:right w:w="90" w:type="dxa"/>
+            </w:tcMar>
+          </w:tcPr>
+          <w:p>
+            <w:pPr>
+              <w:pStyle w:val="BDOITable"/>
+            </w:pPr>
+            <w:r>
+              <w:rPr>
+                <w:sz w:val="15"/>
+              </w:rPr>
+              <w:t>Insurers, commission rates and policy headers</w:t>
+            </w:r>
+          </w:p>
+        </w:tc>
+        <w:tc>
+          <w:tcPr>
+            <w:tcW w:type="dxa" w:w="2040"/>
+            <w:tcMar>
+              <w:top w:w="50" w:type="dxa"/>
+              <w:bottom w:w="50" w:type="dxa"/>
+              <w:left w:w="90" w:type="dxa"/>
+              <w:right w:w="90" w:type="dxa"/>
+            </w:tcMar>
+          </w:tcPr>
+          <w:p>
+            <w:pPr>
+              <w:pStyle w:val="BDOITable"/>
+            </w:pPr>
+            <w:r>
+              <w:rPr>
+                <w:sz w:val="15"/>
+              </w:rPr>
+              <w:t>Approved by (p.15)</w:t>
+            </w:r>
+          </w:p>
+        </w:tc>
+      </w:tr>
+      <w:tr>
+        <w:tc>
+          <w:tcPr>
+            <w:tcW w:type="dxa" w:w="1246"/>
+            <w:tcMar>
+              <w:top w:w="50" w:type="dxa"/>
+              <w:bottom w:w="50" w:type="dxa"/>
+              <w:left w:w="90" w:type="dxa"/>
+              <w:right w:w="90" w:type="dxa"/>
+            </w:tcMar>
+            <w:shd w:val="clear" w:color="auto" w:fill="E5F5FF"/>
+          </w:tcPr>
+          <w:p>
+            <w:pPr>
+              <w:pStyle w:val="BDOITable"/>
+            </w:pPr>
+            <w:r>
+              <w:rPr>
+                <w:sz w:val="15"/>
+              </w:rPr>
+              <w:t>Approved by</w:t>
+            </w:r>
+          </w:p>
+        </w:tc>
+        <w:tc>
+          <w:tcPr>
+            <w:tcW w:type="dxa" w:w="2833"/>
+            <w:tcMar>
+              <w:top w:w="50" w:type="dxa"/>
+              <w:bottom w:w="50" w:type="dxa"/>
+              <w:left w:w="90" w:type="dxa"/>
+              <w:right w:w="90" w:type="dxa"/>
+            </w:tcMar>
+            <w:shd w:val="clear" w:color="auto" w:fill="E5F5FF"/>
+          </w:tcPr>
+          <w:p>
+            <w:pPr>
+              <w:pStyle w:val="BDOITable"/>
+            </w:pPr>
+            <w:r>
+              <w:rPr>
+                <w:sz w:val="15"/>
+              </w:rPr>
+              <w:t>Unit Head - Analytics and Risk Management (BDOI)</w:t>
+            </w:r>
+          </w:p>
+        </w:tc>
+        <w:tc>
+          <w:tcPr>
+            <w:tcW w:type="dxa" w:w="3853"/>
+            <w:tcMar>
+              <w:top w:w="50" w:type="dxa"/>
+              <w:bottom w:w="50" w:type="dxa"/>
+              <w:left w:w="90" w:type="dxa"/>
+              <w:right w:w="90" w:type="dxa"/>
+            </w:tcMar>
+            <w:shd w:val="clear" w:color="auto" w:fill="E5F5FF"/>
+          </w:tcPr>
+          <w:p>
+            <w:pPr>
+              <w:pStyle w:val="BDOITable"/>
+            </w:pPr>
+            <w:r>
+              <w:rPr>
+                <w:sz w:val="15"/>
+              </w:rPr>
+              <w:t>KYC documents, the archive, Legacy Inquiry and its access log</w:t>
+            </w:r>
+          </w:p>
+        </w:tc>
+        <w:tc>
+          <w:tcPr>
+            <w:tcW w:type="dxa" w:w="2040"/>
+            <w:tcMar>
+              <w:top w:w="50" w:type="dxa"/>
+              <w:bottom w:w="50" w:type="dxa"/>
+              <w:left w:w="90" w:type="dxa"/>
+              <w:right w:w="90" w:type="dxa"/>
+            </w:tcMar>
+            <w:shd w:val="clear" w:color="auto" w:fill="E5F5FF"/>
+          </w:tcPr>
+          <w:p>
+            <w:pPr>
+              <w:pStyle w:val="BDOITable"/>
+            </w:pPr>
+            <w:r>
+              <w:rPr>
+                <w:sz w:val="15"/>
+              </w:rPr>
+              <w:t>Approved by (p.15)</w:t>
+            </w:r>
+          </w:p>
+        </w:tc>
+      </w:tr>
+      <w:tr>
+        <w:tc>
+          <w:tcPr>
+            <w:tcW w:type="dxa" w:w="1246"/>
+            <w:tcMar>
+              <w:top w:w="50" w:type="dxa"/>
+              <w:bottom w:w="50" w:type="dxa"/>
+              <w:left w:w="90" w:type="dxa"/>
+              <w:right w:w="90" w:type="dxa"/>
+            </w:tcMar>
+          </w:tcPr>
+          <w:p>
+            <w:pPr>
+              <w:pStyle w:val="BDOITable"/>
+            </w:pPr>
+            <w:r>
+              <w:rPr>
+                <w:sz w:val="15"/>
+              </w:rPr>
+              <w:t>Approved by</w:t>
+            </w:r>
+          </w:p>
+        </w:tc>
+        <w:tc>
+          <w:tcPr>
+            <w:tcW w:type="dxa" w:w="2833"/>
+            <w:tcMar>
+              <w:top w:w="50" w:type="dxa"/>
+              <w:bottom w:w="50" w:type="dxa"/>
+              <w:left w:w="90" w:type="dxa"/>
+              <w:right w:w="90" w:type="dxa"/>
+            </w:tcMar>
+          </w:tcPr>
+          <w:p>
+            <w:pPr>
+              <w:pStyle w:val="BDOITable"/>
+            </w:pPr>
+            <w:r>
+              <w:rPr>
+                <w:sz w:val="15"/>
+              </w:rPr>
+              <w:t>Unit Head - Claims, Analytics, Risk Management, Reinsurance and Technical Underwriting (BDOI)</w:t>
+            </w:r>
+          </w:p>
+        </w:tc>
+        <w:tc>
+          <w:tcPr>
+            <w:tcW w:type="dxa" w:w="3853"/>
+            <w:tcMar>
+              <w:top w:w="50" w:type="dxa"/>
+              <w:bottom w:w="50" w:type="dxa"/>
+              <w:left w:w="90" w:type="dxa"/>
+              <w:right w:w="90" w:type="dxa"/>
+            </w:tcMar>
+          </w:tcPr>
+          <w:p>
+            <w:pPr>
+              <w:pStyle w:val="BDOITable"/>
+            </w:pPr>
+            <w:r>
+              <w:rPr>
+                <w:sz w:val="15"/>
+              </w:rPr>
+              <w:t>The renewal advices already sent and the day-1 renewal queue</w:t>
+            </w:r>
+          </w:p>
+        </w:tc>
+        <w:tc>
+          <w:tcPr>
+            <w:tcW w:type="dxa" w:w="2040"/>
+            <w:tcMar>
+              <w:top w:w="50" w:type="dxa"/>
+              <w:bottom w:w="50" w:type="dxa"/>
+              <w:left w:w="90" w:type="dxa"/>
+              <w:right w:w="90" w:type="dxa"/>
+            </w:tcMar>
+          </w:tcPr>
+          <w:p>
+            <w:pPr>
+              <w:pStyle w:val="BDOITable"/>
+            </w:pPr>
+            <w:r>
+              <w:rPr>
+                <w:sz w:val="15"/>
+              </w:rPr>
+              <w:t>Approved by (p.16)</w:t>
+            </w:r>
+          </w:p>
+        </w:tc>
+      </w:tr>
+      <w:tr>
+        <w:tc>
+          <w:tcPr>
+            <w:tcW w:type="dxa" w:w="1246"/>
+            <w:tcMar>
+              <w:top w:w="50" w:type="dxa"/>
+              <w:bottom w:w="50" w:type="dxa"/>
+              <w:left w:w="90" w:type="dxa"/>
+              <w:right w:w="90" w:type="dxa"/>
+            </w:tcMar>
+            <w:shd w:val="clear" w:color="auto" w:fill="E5F5FF"/>
+          </w:tcPr>
+          <w:p>
+            <w:pPr>
+              <w:pStyle w:val="BDOITable"/>
+            </w:pPr>
+            <w:r>
+              <w:rPr>
+                <w:sz w:val="15"/>
+              </w:rPr>
+              <w:t>Approved by</w:t>
+            </w:r>
+          </w:p>
+        </w:tc>
+        <w:tc>
+          <w:tcPr>
+            <w:tcW w:type="dxa" w:w="2833"/>
+            <w:tcMar>
+              <w:top w:w="50" w:type="dxa"/>
+              <w:bottom w:w="50" w:type="dxa"/>
+              <w:left w:w="90" w:type="dxa"/>
+              <w:right w:w="90" w:type="dxa"/>
+            </w:tcMar>
+            <w:shd w:val="clear" w:color="auto" w:fill="E5F5FF"/>
+          </w:tcPr>
+          <w:p>
+            <w:pPr>
+              <w:pStyle w:val="BDOITable"/>
+            </w:pPr>
+            <w:r>
+              <w:rPr>
+                <w:sz w:val="15"/>
+              </w:rPr>
+              <w:t>Unit Head - Combank and Corbank (BDOI)</w:t>
+            </w:r>
+          </w:p>
+        </w:tc>
+        <w:tc>
+          <w:tcPr>
+            <w:tcW w:type="dxa" w:w="3853"/>
+            <w:tcMar>
+              <w:top w:w="50" w:type="dxa"/>
+              <w:bottom w:w="50" w:type="dxa"/>
+              <w:left w:w="90" w:type="dxa"/>
+              <w:right w:w="90" w:type="dxa"/>
+            </w:tcMar>
+            <w:shd w:val="clear" w:color="auto" w:fill="E5F5FF"/>
+          </w:tcPr>
+          <w:p>
+            <w:pPr>
+              <w:pStyle w:val="BDOITable"/>
+            </w:pPr>
+            <w:r>
+              <w:rPr>
+                <w:sz w:val="15"/>
+              </w:rPr>
+              <w:t>Clients and the sales organisation of Combank and Corbank</w:t>
+            </w:r>
+          </w:p>
+        </w:tc>
+        <w:tc>
+          <w:tcPr>
+            <w:tcW w:type="dxa" w:w="2040"/>
+            <w:tcMar>
+              <w:top w:w="50" w:type="dxa"/>
+              <w:bottom w:w="50" w:type="dxa"/>
+              <w:left w:w="90" w:type="dxa"/>
+              <w:right w:w="90" w:type="dxa"/>
+            </w:tcMar>
+            <w:shd w:val="clear" w:color="auto" w:fill="E5F5FF"/>
+          </w:tcPr>
+          <w:p>
+            <w:pPr>
+              <w:pStyle w:val="BDOITable"/>
+            </w:pPr>
+            <w:r>
+              <w:rPr>
+                <w:sz w:val="15"/>
+              </w:rPr>
+              <w:t>Approved by (p.16)</w:t>
+            </w:r>
+          </w:p>
+        </w:tc>
+      </w:tr>
+      <w:tr>
+        <w:tc>
+          <w:tcPr>
+            <w:tcW w:type="dxa" w:w="1246"/>
+            <w:tcMar>
+              <w:top w:w="50" w:type="dxa"/>
+              <w:bottom w:w="50" w:type="dxa"/>
+              <w:left w:w="90" w:type="dxa"/>
+              <w:right w:w="90" w:type="dxa"/>
+            </w:tcMar>
+          </w:tcPr>
+          <w:p>
+            <w:pPr>
+              <w:pStyle w:val="BDOITable"/>
+            </w:pPr>
+            <w:r>
+              <w:rPr>
+                <w:sz w:val="15"/>
+              </w:rPr>
+              <w:t>Approved by</w:t>
+            </w:r>
+          </w:p>
+        </w:tc>
+        <w:tc>
+          <w:tcPr>
+            <w:tcW w:type="dxa" w:w="2833"/>
+            <w:tcMar>
+              <w:top w:w="50" w:type="dxa"/>
+              <w:bottom w:w="50" w:type="dxa"/>
+              <w:left w:w="90" w:type="dxa"/>
+              <w:right w:w="90" w:type="dxa"/>
+            </w:tcMar>
+          </w:tcPr>
+          <w:p>
+            <w:pPr>
+              <w:pStyle w:val="BDOITable"/>
+            </w:pPr>
+            <w:r>
+              <w:rPr>
+                <w:sz w:val="15"/>
+              </w:rPr>
+              <w:t>Head - Comptrollership (BDOI)</w:t>
+            </w:r>
+          </w:p>
+        </w:tc>
+        <w:tc>
+          <w:tcPr>
+            <w:tcW w:type="dxa" w:w="3853"/>
+            <w:tcMar>
+              <w:top w:w="50" w:type="dxa"/>
+              <w:bottom w:w="50" w:type="dxa"/>
+              <w:left w:w="90" w:type="dxa"/>
+              <w:right w:w="90" w:type="dxa"/>
+            </w:tcMar>
+          </w:tcPr>
+          <w:p>
+            <w:pPr>
+              <w:pStyle w:val="BDOITable"/>
+            </w:pPr>
+            <w:r>
+              <w:rPr>
+                <w:sz w:val="15"/>
+              </w:rPr>
+              <w:t>Open items, GL opening, reconciliation and the opening-balance adjustments</w:t>
+            </w:r>
+          </w:p>
+        </w:tc>
+        <w:tc>
+          <w:tcPr>
+            <w:tcW w:type="dxa" w:w="2040"/>
+            <w:tcMar>
+              <w:top w:w="50" w:type="dxa"/>
+              <w:bottom w:w="50" w:type="dxa"/>
+              <w:left w:w="90" w:type="dxa"/>
+              <w:right w:w="90" w:type="dxa"/>
+            </w:tcMar>
+          </w:tcPr>
+          <w:p>
+            <w:pPr>
+              <w:pStyle w:val="BDOITable"/>
+            </w:pPr>
+            <w:r>
+              <w:rPr>
+                <w:sz w:val="15"/>
+              </w:rPr>
+              <w:t>Approved by (p.16)</w:t>
+            </w:r>
+          </w:p>
+        </w:tc>
+      </w:tr>
+      <w:tr>
+        <w:tc>
+          <w:tcPr>
+            <w:tcW w:type="dxa" w:w="1246"/>
+            <w:tcMar>
+              <w:top w:w="50" w:type="dxa"/>
+              <w:bottom w:w="50" w:type="dxa"/>
+              <w:left w:w="90" w:type="dxa"/>
+              <w:right w:w="90" w:type="dxa"/>
+            </w:tcMar>
+            <w:shd w:val="clear" w:color="auto" w:fill="E5F5FF"/>
+          </w:tcPr>
+          <w:p>
+            <w:pPr>
+              <w:pStyle w:val="BDOITable"/>
+            </w:pPr>
+            <w:r>
+              <w:rPr>
+                <w:sz w:val="15"/>
+              </w:rPr>
+              <w:t>Approved by</w:t>
+            </w:r>
+          </w:p>
+        </w:tc>
+        <w:tc>
+          <w:tcPr>
+            <w:tcW w:type="dxa" w:w="2833"/>
+            <w:tcMar>
+              <w:top w:w="50" w:type="dxa"/>
+              <w:bottom w:w="50" w:type="dxa"/>
+              <w:left w:w="90" w:type="dxa"/>
+              <w:right w:w="90" w:type="dxa"/>
+            </w:tcMar>
+            <w:shd w:val="clear" w:color="auto" w:fill="E5F5FF"/>
+          </w:tcPr>
+          <w:p>
+            <w:pPr>
+              <w:pStyle w:val="BDOITable"/>
+            </w:pPr>
+            <w:r>
+              <w:rPr>
+                <w:sz w:val="15"/>
+              </w:rPr>
+              <w:t>Head - Retail Marketing (BDOI)</w:t>
+            </w:r>
+          </w:p>
+        </w:tc>
+        <w:tc>
+          <w:tcPr>
+            <w:tcW w:type="dxa" w:w="3853"/>
+            <w:tcMar>
+              <w:top w:w="50" w:type="dxa"/>
+              <w:bottom w:w="50" w:type="dxa"/>
+              <w:left w:w="90" w:type="dxa"/>
+              <w:right w:w="90" w:type="dxa"/>
+            </w:tcMar>
+            <w:shd w:val="clear" w:color="auto" w:fill="E5F5FF"/>
+          </w:tcPr>
+          <w:p>
+            <w:pPr>
+              <w:pStyle w:val="BDOITable"/>
+            </w:pPr>
+            <w:r>
+              <w:rPr>
+                <w:sz w:val="15"/>
+              </w:rPr>
+              <w:t>Clients and the sales organisation of Retail Marketing</w:t>
+            </w:r>
+          </w:p>
+        </w:tc>
+        <w:tc>
+          <w:tcPr>
+            <w:tcW w:type="dxa" w:w="2040"/>
+            <w:tcMar>
+              <w:top w:w="50" w:type="dxa"/>
+              <w:bottom w:w="50" w:type="dxa"/>
+              <w:left w:w="90" w:type="dxa"/>
+              <w:right w:w="90" w:type="dxa"/>
+            </w:tcMar>
+            <w:shd w:val="clear" w:color="auto" w:fill="E5F5FF"/>
+          </w:tcPr>
+          <w:p>
+            <w:pPr>
+              <w:pStyle w:val="BDOITable"/>
+            </w:pPr>
+            <w:r>
+              <w:rPr>
+                <w:sz w:val="15"/>
+              </w:rPr>
+              <w:t>Approved by (p.16)</w:t>
+            </w:r>
+          </w:p>
+        </w:tc>
+      </w:tr>
+      <w:tr>
+        <w:tc>
+          <w:tcPr>
+            <w:tcW w:type="dxa" w:w="1246"/>
+            <w:tcMar>
+              <w:top w:w="50" w:type="dxa"/>
+              <w:bottom w:w="50" w:type="dxa"/>
+              <w:left w:w="90" w:type="dxa"/>
+              <w:right w:w="90" w:type="dxa"/>
+            </w:tcMar>
+          </w:tcPr>
+          <w:p>
+            <w:pPr>
+              <w:pStyle w:val="BDOITable"/>
+            </w:pPr>
+            <w:r>
+              <w:rPr>
+                <w:sz w:val="15"/>
+              </w:rPr>
+              <w:t>Approved by</w:t>
+            </w:r>
+          </w:p>
+        </w:tc>
+        <w:tc>
+          <w:tcPr>
+            <w:tcW w:type="dxa" w:w="2833"/>
+            <w:tcMar>
+              <w:top w:w="50" w:type="dxa"/>
+              <w:bottom w:w="50" w:type="dxa"/>
+              <w:left w:w="90" w:type="dxa"/>
+              <w:right w:w="90" w:type="dxa"/>
+            </w:tcMar>
+          </w:tcPr>
+          <w:p>
+            <w:pPr>
+              <w:pStyle w:val="BDOITable"/>
+            </w:pPr>
+            <w:r>
+              <w:rPr>
+                <w:sz w:val="15"/>
+              </w:rPr>
+              <w:t>Head - Corporate and Retail Marketing (BDOI)</w:t>
+            </w:r>
+          </w:p>
+        </w:tc>
+        <w:tc>
+          <w:tcPr>
+            <w:tcW w:type="dxa" w:w="3853"/>
+            <w:tcMar>
+              <w:top w:w="50" w:type="dxa"/>
+              <w:bottom w:w="50" w:type="dxa"/>
+              <w:left w:w="90" w:type="dxa"/>
+              <w:right w:w="90" w:type="dxa"/>
+            </w:tcMar>
+          </w:tcPr>
+          <w:p>
+            <w:pPr>
+              <w:pStyle w:val="BDOITable"/>
+            </w:pPr>
+            <w:r>
+              <w:rPr>
+                <w:sz w:val="15"/>
+              </w:rPr>
+              <w:t>Clients and the sales organisation of Corporate Marketing</w:t>
+            </w:r>
+          </w:p>
+        </w:tc>
+        <w:tc>
+          <w:tcPr>
+            <w:tcW w:type="dxa" w:w="2040"/>
+            <w:tcMar>
+              <w:top w:w="50" w:type="dxa"/>
+              <w:bottom w:w="50" w:type="dxa"/>
+              <w:left w:w="90" w:type="dxa"/>
+              <w:right w:w="90" w:type="dxa"/>
+            </w:tcMar>
+          </w:tcPr>
+          <w:p>
+            <w:pPr>
+              <w:pStyle w:val="BDOITable"/>
+            </w:pPr>
+            <w:r>
+              <w:rPr>
+                <w:sz w:val="15"/>
+              </w:rPr>
+              <w:t>Approved by (p.16)</w:t>
+            </w:r>
+          </w:p>
+        </w:tc>
+      </w:tr>
+    </w:tbl>
+    <w:p>
+      <w:pPr>
+        <w:pStyle w:val="BDOISpacer"/>
+      </w:pPr>
+    </w:p>
+    <w:p>
+      <w:r>
+        <w:rPr/>
+        <w:t>The signatories sign the Sign-off certificate sheet of the Migration Workbook in the same order: prepared by, input provided by, reviewed by, approved by.</w:t>
+      </w:r>
+    </w:p>
+    <w:p>
+      <w:pPr>
+        <w:pStyle w:val="Heading1"/>
+        <w:pBdr>
+          <w:bottom w:val="single" w:sz="4" w:space="4" w:color="99C1E7"/>
+        </w:pBdr>
+      </w:pPr>
+      <w:bookmarkStart w:id="106" w:name="_Toc000106"/>
+      <w:r>
+        <w:rPr/>
+        <w:t>6 Change control after sign-off</w:t>
+      </w:r>
+      <w:bookmarkEnd w:id="106"/>
     </w:p>
     <w:p>
       <w:r>

--- a/docs/deliverables/out/Drop-0_Setup_and_Data_Migration/BRD-13_Data_Migration/00_BIBS_StartHere_BRD-13_Data_Migration_v2.0.docx
+++ b/docs/deliverables/out/Drop-0_Setup_and_Data_Migration/BRD-13_Data_Migration/00_BIBS_StartHere_BRD-13_Data_Migration_v2.0.docx
@@ -1824,7 +1824,7 @@
           <w:t xml:space="preserve">	</w:t>
         </w:r>
         <w:r>
-          <w:t xml:space="preserve">4</w:t>
+          <w:t xml:space="preserve">5</w:t>
         </w:r>
       </w:hyperlink>
     </w:p>
@@ -1872,7 +1872,7 @@
           <w:t xml:space="preserve">	</w:t>
         </w:r>
         <w:r>
-          <w:t xml:space="preserve">8</w:t>
+          <w:t xml:space="preserve">9</w:t>
         </w:r>
       </w:hyperlink>
       <w:r>
@@ -2621,6 +2621,280 @@
           </w:p>
         </w:tc>
       </w:tr>
+      <w:tr>
+        <w:tc>
+          <w:tcPr>
+            <w:tcW w:type="dxa" w:w="2946"/>
+            <w:tcMar>
+              <w:top w:w="50" w:type="dxa"/>
+              <w:bottom w:w="50" w:type="dxa"/>
+              <w:left w:w="90" w:type="dxa"/>
+              <w:right w:w="90" w:type="dxa"/>
+            </w:tcMar>
+          </w:tcPr>
+          <w:p>
+            <w:pPr>
+              <w:pStyle w:val="BDOITable"/>
+            </w:pPr>
+            <w:r>
+              <w:rPr>
+                <w:sz w:val="15"/>
+              </w:rPr>
+              <w:t>07_BIBS_UXDeck_BRD-13_Data_Migration_v2.0.pptx</w:t>
+            </w:r>
+          </w:p>
+        </w:tc>
+        <w:tc>
+          <w:tcPr>
+            <w:tcW w:type="dxa" w:w="3626"/>
+            <w:tcMar>
+              <w:top w:w="50" w:type="dxa"/>
+              <w:bottom w:w="50" w:type="dxa"/>
+              <w:left w:w="90" w:type="dxa"/>
+              <w:right w:w="90" w:type="dxa"/>
+            </w:tcMar>
+          </w:tcPr>
+          <w:p>
+            <w:pPr>
+              <w:pStyle w:val="BDOITable"/>
+            </w:pPr>
+            <w:r>
+              <w:rPr>
+                <w:sz w:val="15"/>
+              </w:rPr>
+              <w:t>UX Screen Deck for the BDOI UX Design team: design foundation, navigation and personas, every flow step by step and every screen with all its states</w:t>
+            </w:r>
+          </w:p>
+        </w:tc>
+        <w:tc>
+          <w:tcPr>
+            <w:tcW w:type="dxa" w:w="1926"/>
+            <w:tcMar>
+              <w:top w:w="50" w:type="dxa"/>
+              <w:bottom w:w="50" w:type="dxa"/>
+              <w:left w:w="90" w:type="dxa"/>
+              <w:right w:w="90" w:type="dxa"/>
+            </w:tcMar>
+          </w:tcPr>
+          <w:p>
+            <w:pPr>
+              <w:pStyle w:val="BDOITable"/>
+            </w:pPr>
+            <w:r>
+              <w:rPr>
+                <w:sz w:val="15"/>
+              </w:rPr>
+              <w:t>BDOI UX Design team</w:t>
+            </w:r>
+          </w:p>
+        </w:tc>
+        <w:tc>
+          <w:tcPr>
+            <w:tcW w:type="dxa" w:w="1473"/>
+            <w:tcMar>
+              <w:top w:w="50" w:type="dxa"/>
+              <w:bottom w:w="50" w:type="dxa"/>
+              <w:left w:w="90" w:type="dxa"/>
+              <w:right w:w="90" w:type="dxa"/>
+            </w:tcMar>
+          </w:tcPr>
+          <w:p>
+            <w:pPr>
+              <w:pStyle w:val="BDOITable"/>
+            </w:pPr>
+            <w:r>
+              <w:rPr>
+                <w:sz w:val="15"/>
+              </w:rPr>
+              <w:t>From the issue, in parallel with the review; re-issued with each version of the set</w:t>
+            </w:r>
+          </w:p>
+        </w:tc>
+      </w:tr>
+      <w:tr>
+        <w:tc>
+          <w:tcPr>
+            <w:tcW w:type="dxa" w:w="2946"/>
+            <w:tcMar>
+              <w:top w:w="50" w:type="dxa"/>
+              <w:bottom w:w="50" w:type="dxa"/>
+              <w:left w:w="90" w:type="dxa"/>
+              <w:right w:w="90" w:type="dxa"/>
+            </w:tcMar>
+            <w:shd w:val="clear" w:color="auto" w:fill="E5F5FF"/>
+          </w:tcPr>
+          <w:p>
+            <w:pPr>
+              <w:pStyle w:val="BDOITable"/>
+            </w:pPr>
+            <w:r>
+              <w:rPr>
+                <w:sz w:val="15"/>
+              </w:rPr>
+              <w:t>08_BIBS_UXScreens_BRD-13_Data_Migration_v2.0.xlsx</w:t>
+            </w:r>
+          </w:p>
+        </w:tc>
+        <w:tc>
+          <w:tcPr>
+            <w:tcW w:type="dxa" w:w="3626"/>
+            <w:tcMar>
+              <w:top w:w="50" w:type="dxa"/>
+              <w:bottom w:w="50" w:type="dxa"/>
+              <w:left w:w="90" w:type="dxa"/>
+              <w:right w:w="90" w:type="dxa"/>
+            </w:tcMar>
+            <w:shd w:val="clear" w:color="auto" w:fill="E5F5FF"/>
+          </w:tcPr>
+          <w:p>
+            <w:pPr>
+              <w:pStyle w:val="BDOITable"/>
+            </w:pPr>
+            <w:r>
+              <w:rPr>
+                <w:sz w:val="15"/>
+              </w:rPr>
+              <w:t>UX screen register: one row per screen image with the screen, personas, flow and step, state, FRS section and requirements, UXD status and comments, and the Changed in this issue flag</w:t>
+            </w:r>
+          </w:p>
+        </w:tc>
+        <w:tc>
+          <w:tcPr>
+            <w:tcW w:type="dxa" w:w="1926"/>
+            <w:tcMar>
+              <w:top w:w="50" w:type="dxa"/>
+              <w:bottom w:w="50" w:type="dxa"/>
+              <w:left w:w="90" w:type="dxa"/>
+              <w:right w:w="90" w:type="dxa"/>
+            </w:tcMar>
+            <w:shd w:val="clear" w:color="auto" w:fill="E5F5FF"/>
+          </w:tcPr>
+          <w:p>
+            <w:pPr>
+              <w:pStyle w:val="BDOITable"/>
+            </w:pPr>
+            <w:r>
+              <w:rPr>
+                <w:sz w:val="15"/>
+              </w:rPr>
+              <w:t>BDOI UX Design team</w:t>
+            </w:r>
+          </w:p>
+        </w:tc>
+        <w:tc>
+          <w:tcPr>
+            <w:tcW w:type="dxa" w:w="1473"/>
+            <w:tcMar>
+              <w:top w:w="50" w:type="dxa"/>
+              <w:bottom w:w="50" w:type="dxa"/>
+              <w:left w:w="90" w:type="dxa"/>
+              <w:right w:w="90" w:type="dxa"/>
+            </w:tcMar>
+            <w:shd w:val="clear" w:color="auto" w:fill="E5F5FF"/>
+          </w:tcPr>
+          <w:p>
+            <w:pPr>
+              <w:pStyle w:val="BDOITable"/>
+            </w:pPr>
+            <w:r>
+              <w:rPr>
+                <w:sz w:val="15"/>
+              </w:rPr>
+              <w:t>Kept by the UX Design team; the changed rows are flagged at each issue</w:t>
+            </w:r>
+          </w:p>
+        </w:tc>
+      </w:tr>
+      <w:tr>
+        <w:tc>
+          <w:tcPr>
+            <w:tcW w:type="dxa" w:w="2946"/>
+            <w:tcMar>
+              <w:top w:w="50" w:type="dxa"/>
+              <w:bottom w:w="50" w:type="dxa"/>
+              <w:left w:w="90" w:type="dxa"/>
+              <w:right w:w="90" w:type="dxa"/>
+            </w:tcMar>
+          </w:tcPr>
+          <w:p>
+            <w:pPr>
+              <w:pStyle w:val="BDOITable"/>
+            </w:pPr>
+            <w:r>
+              <w:rPr>
+                <w:sz w:val="15"/>
+              </w:rPr>
+              <w:t>09_BIBS_UXScreens_BRD-13_Data_Migration_v2.0.zip</w:t>
+            </w:r>
+          </w:p>
+        </w:tc>
+        <w:tc>
+          <w:tcPr>
+            <w:tcW w:type="dxa" w:w="3626"/>
+            <w:tcMar>
+              <w:top w:w="50" w:type="dxa"/>
+              <w:bottom w:w="50" w:type="dxa"/>
+              <w:left w:w="90" w:type="dxa"/>
+              <w:right w:w="90" w:type="dxa"/>
+            </w:tcMar>
+          </w:tcPr>
+          <w:p>
+            <w:pPr>
+              <w:pStyle w:val="BDOITable"/>
+            </w:pPr>
+            <w:r>
+              <w:rPr>
+                <w:sz w:val="15"/>
+              </w:rPr>
+              <w:t>Image package: every screen image at twice the screen resolution (PNG), the component crops and the register as CSV</w:t>
+            </w:r>
+          </w:p>
+        </w:tc>
+        <w:tc>
+          <w:tcPr>
+            <w:tcW w:type="dxa" w:w="1926"/>
+            <w:tcMar>
+              <w:top w:w="50" w:type="dxa"/>
+              <w:bottom w:w="50" w:type="dxa"/>
+              <w:left w:w="90" w:type="dxa"/>
+              <w:right w:w="90" w:type="dxa"/>
+            </w:tcMar>
+          </w:tcPr>
+          <w:p>
+            <w:pPr>
+              <w:pStyle w:val="BDOITable"/>
+            </w:pPr>
+            <w:r>
+              <w:rPr>
+                <w:sz w:val="15"/>
+              </w:rPr>
+              <w:t>BDOI UX Design team</w:t>
+            </w:r>
+          </w:p>
+        </w:tc>
+        <w:tc>
+          <w:tcPr>
+            <w:tcW w:type="dxa" w:w="1473"/>
+            <w:tcMar>
+              <w:top w:w="50" w:type="dxa"/>
+              <w:bottom w:w="50" w:type="dxa"/>
+              <w:left w:w="90" w:type="dxa"/>
+              <w:right w:w="90" w:type="dxa"/>
+            </w:tcMar>
+          </w:tcPr>
+          <w:p>
+            <w:pPr>
+              <w:pStyle w:val="BDOITable"/>
+            </w:pPr>
+            <w:r>
+              <w:rPr>
+                <w:sz w:val="15"/>
+              </w:rPr>
+              <w:t>Imported into the design tool at each issue</w:t>
+            </w:r>
+          </w:p>
+        </w:tc>
+      </w:tr>
     </w:tbl>
     <w:p>
       <w:pPr>
@@ -2996,6 +3270,54 @@
                 <w:b/>
                 <w:sz w:val="16"/>
               </w:rPr>
+              <w:t>BDOI UX Design team</w:t>
+            </w:r>
+          </w:p>
+        </w:tc>
+        <w:tc>
+          <w:tcPr>
+            <w:tcW w:type="dxa" w:w="7592"/>
+            <w:tcMar>
+              <w:top w:w="50" w:type="dxa"/>
+              <w:bottom w:w="50" w:type="dxa"/>
+              <w:left w:w="90" w:type="dxa"/>
+              <w:right w:w="90" w:type="dxa"/>
+            </w:tcMar>
+            <w:shd w:val="clear" w:color="auto" w:fill="E5F5FF"/>
+          </w:tcPr>
+          <w:p>
+            <w:pPr>
+              <w:pStyle w:val="BDOITable"/>
+            </w:pPr>
+            <w:r>
+              <w:rPr>
+                <w:sz w:val="16"/>
+              </w:rPr>
+              <w:t>07 UX Screen Deck: design foundation and navigation first, then the personas, flows and screens of the design work; 08 UX screen register (filter Changed in this issue at each new issue); 09 image package in the design tool</w:t>
+            </w:r>
+          </w:p>
+        </w:tc>
+      </w:tr>
+      <w:tr>
+        <w:tc>
+          <w:tcPr>
+            <w:tcW w:type="dxa" w:w="2380"/>
+            <w:tcMar>
+              <w:top w:w="50" w:type="dxa"/>
+              <w:bottom w:w="50" w:type="dxa"/>
+              <w:left w:w="90" w:type="dxa"/>
+              <w:right w:w="90" w:type="dxa"/>
+            </w:tcMar>
+          </w:tcPr>
+          <w:p>
+            <w:pPr>
+              <w:pStyle w:val="BDOITable"/>
+            </w:pPr>
+            <w:r>
+              <w:rPr>
+                <w:b/>
+                <w:sz w:val="16"/>
+              </w:rPr>
               <w:t>iorta TechNXT project team</w:t>
             </w:r>
           </w:p>
@@ -3009,7 +3331,6 @@
               <w:left w:w="90" w:type="dxa"/>
               <w:right w:w="90" w:type="dxa"/>
             </w:tcMar>
-            <w:shd w:val="clear" w:color="auto" w:fill="E5F5FF"/>
           </w:tcPr>
           <w:p>
             <w:pPr>
@@ -5609,7 +5930,7 @@
                 <w:b/>
                 <w:sz w:val="15"/>
               </w:rPr>
-              <w:t>Business rules, validations, messages and notifications</w:t>
+              <w:t>UX screen deck, UX screen register and image package (07 to 09, for the BDOI UX Design team; the screens as specified in this set)</w:t>
             </w:r>
           </w:p>
         </w:tc>
@@ -5655,7 +5976,7 @@
               <w:rPr>
                 <w:sz w:val="15"/>
               </w:rPr>
-              <w:t>Data Migration Lead, Data owners</w:t>
+              <w:t>Data Migration Lead</w:t>
             </w:r>
           </w:p>
         </w:tc>
@@ -5726,7 +6047,7 @@
                 <w:b/>
                 <w:sz w:val="15"/>
               </w:rPr>
-              <w:t>Reconciliation and migration reports</w:t>
+              <w:t>Business rules, validations, messages and notifications</w:t>
             </w:r>
           </w:p>
         </w:tc>
@@ -5770,238 +6091,7 @@
               <w:rPr>
                 <w:sz w:val="15"/>
               </w:rPr>
-              <w:t>Data owners</w:t>
-            </w:r>
-          </w:p>
-        </w:tc>
-        <w:tc>
-          <w:tcPr>
-            <w:tcW w:type="dxa" w:w="1700"/>
-            <w:tcMar>
-              <w:top w:w="50" w:type="dxa"/>
-              <w:bottom w:w="50" w:type="dxa"/>
-              <w:left w:w="90" w:type="dxa"/>
-              <w:right w:w="90" w:type="dxa"/>
-            </w:tcMar>
-          </w:tcPr>
-          <w:p>
-            <w:pPr>
-              <w:pStyle w:val="BDOITable"/>
-            </w:pPr>
-            <w:r>
-              <w:rPr>
-                <w:sz w:val="15"/>
-              </w:rPr>
-              <w:t>Program Manager (BPS)</w:t>
-            </w:r>
-          </w:p>
-        </w:tc>
-        <w:tc>
-          <w:tcPr>
-            <w:tcW w:type="dxa" w:w="2153"/>
-            <w:tcMar>
-              <w:top w:w="50" w:type="dxa"/>
-              <w:bottom w:w="50" w:type="dxa"/>
-              <w:left w:w="90" w:type="dxa"/>
-              <w:right w:w="90" w:type="dxa"/>
-            </w:tcMar>
-          </w:tcPr>
-          <w:p>
-            <w:pPr>
-              <w:pStyle w:val="BDOITable"/>
-            </w:pPr>
-            <w:r>
-              <w:rPr>
-                <w:sz w:val="15"/>
-              </w:rPr>
-              <w:t>Product Owner (MBS), Head Comptrollership, PO FRBS and ACSL</w:t>
-            </w:r>
-          </w:p>
-        </w:tc>
-      </w:tr>
-      <w:tr>
-        <w:tc>
-          <w:tcPr>
-            <w:tcW w:type="dxa" w:w="2946"/>
-            <w:tcMar>
-              <w:top w:w="50" w:type="dxa"/>
-              <w:bottom w:w="50" w:type="dxa"/>
-              <w:left w:w="90" w:type="dxa"/>
-              <w:right w:w="90" w:type="dxa"/>
-            </w:tcMar>
-            <w:shd w:val="clear" w:color="auto" w:fill="E5F5FF"/>
-          </w:tcPr>
-          <w:p>
-            <w:pPr>
-              <w:pStyle w:val="BDOITable"/>
-            </w:pPr>
-            <w:r>
-              <w:rPr>
-                <w:b/>
-                <w:sz w:val="15"/>
-              </w:rPr>
-              <w:t>Cut-over plan, go / no-go and rollback</w:t>
-            </w:r>
-          </w:p>
-        </w:tc>
-        <w:tc>
-          <w:tcPr>
-            <w:tcW w:type="dxa" w:w="1360"/>
-            <w:tcMar>
-              <w:top w:w="50" w:type="dxa"/>
-              <w:bottom w:w="50" w:type="dxa"/>
-              <w:left w:w="90" w:type="dxa"/>
-              <w:right w:w="90" w:type="dxa"/>
-            </w:tcMar>
-            <w:shd w:val="clear" w:color="auto" w:fill="E5F5FF"/>
-          </w:tcPr>
-          <w:p>
-            <w:pPr>
-              <w:pStyle w:val="BDOITable"/>
-            </w:pPr>
-            <w:r>
-              <w:rPr>
-                <w:sz w:val="15"/>
-              </w:rPr>
-              <w:t>iorta TechNXT</w:t>
-            </w:r>
-          </w:p>
-        </w:tc>
-        <w:tc>
-          <w:tcPr>
-            <w:tcW w:type="dxa" w:w="1813"/>
-            <w:tcMar>
-              <w:top w:w="50" w:type="dxa"/>
-              <w:bottom w:w="50" w:type="dxa"/>
-              <w:left w:w="90" w:type="dxa"/>
-              <w:right w:w="90" w:type="dxa"/>
-            </w:tcMar>
-            <w:shd w:val="clear" w:color="auto" w:fill="E5F5FF"/>
-          </w:tcPr>
-          <w:p>
-            <w:pPr>
-              <w:pStyle w:val="BDOITable"/>
-            </w:pPr>
-            <w:r>
-              <w:rPr>
-                <w:sz w:val="15"/>
-              </w:rPr>
-              <w:t>Data Migration Lead, BDOI IT</w:t>
-            </w:r>
-          </w:p>
-        </w:tc>
-        <w:tc>
-          <w:tcPr>
-            <w:tcW w:type="dxa" w:w="1700"/>
-            <w:tcMar>
-              <w:top w:w="50" w:type="dxa"/>
-              <w:bottom w:w="50" w:type="dxa"/>
-              <w:left w:w="90" w:type="dxa"/>
-              <w:right w:w="90" w:type="dxa"/>
-            </w:tcMar>
-            <w:shd w:val="clear" w:color="auto" w:fill="E5F5FF"/>
-          </w:tcPr>
-          <w:p>
-            <w:pPr>
-              <w:pStyle w:val="BDOITable"/>
-            </w:pPr>
-            <w:r>
-              <w:rPr>
-                <w:sz w:val="15"/>
-              </w:rPr>
-              <w:t>Program Manager (BPS), BDOI IT</w:t>
-            </w:r>
-          </w:p>
-        </w:tc>
-        <w:tc>
-          <w:tcPr>
-            <w:tcW w:type="dxa" w:w="2153"/>
-            <w:tcMar>
-              <w:top w:w="50" w:type="dxa"/>
-              <w:bottom w:w="50" w:type="dxa"/>
-              <w:left w:w="90" w:type="dxa"/>
-              <w:right w:w="90" w:type="dxa"/>
-            </w:tcMar>
-            <w:shd w:val="clear" w:color="auto" w:fill="E5F5FF"/>
-          </w:tcPr>
-          <w:p>
-            <w:pPr>
-              <w:pStyle w:val="BDOITable"/>
-            </w:pPr>
-            <w:r>
-              <w:rPr>
-                <w:sz w:val="15"/>
-              </w:rPr>
-              <w:t>Product Owner (MBS), Head Comptrollership, Head Operations</w:t>
-            </w:r>
-          </w:p>
-        </w:tc>
-      </w:tr>
-      <w:tr>
-        <w:tc>
-          <w:tcPr>
-            <w:tcW w:type="dxa" w:w="2946"/>
-            <w:tcMar>
-              <w:top w:w="50" w:type="dxa"/>
-              <w:bottom w:w="50" w:type="dxa"/>
-              <w:left w:w="90" w:type="dxa"/>
-              <w:right w:w="90" w:type="dxa"/>
-            </w:tcMar>
-          </w:tcPr>
-          <w:p>
-            <w:pPr>
-              <w:pStyle w:val="BDOITable"/>
-            </w:pPr>
-            <w:r>
-              <w:rPr>
-                <w:b/>
-                <w:sz w:val="15"/>
-              </w:rPr>
-              <w:t>Proposed business rules and clarifications for confirmation; open decisions</w:t>
-            </w:r>
-          </w:p>
-        </w:tc>
-        <w:tc>
-          <w:tcPr>
-            <w:tcW w:type="dxa" w:w="1360"/>
-            <w:tcMar>
-              <w:top w:w="50" w:type="dxa"/>
-              <w:bottom w:w="50" w:type="dxa"/>
-              <w:left w:w="90" w:type="dxa"/>
-              <w:right w:w="90" w:type="dxa"/>
-            </w:tcMar>
-          </w:tcPr>
-          <w:p>
-            <w:pPr>
-              <w:pStyle w:val="BDOITable"/>
-            </w:pPr>
-            <w:r>
-              <w:rPr>
-                <w:sz w:val="15"/>
-              </w:rPr>
-              <w:t>iorta TechNXT</w:t>
-            </w:r>
-          </w:p>
-        </w:tc>
-        <w:tc>
-          <w:tcPr>
-            <w:tcW w:type="dxa" w:w="1813"/>
-            <w:tcMar>
-              <w:top w:w="50" w:type="dxa"/>
-              <w:bottom w:w="50" w:type="dxa"/>
-              <w:left w:w="90" w:type="dxa"/>
-              <w:right w:w="90" w:type="dxa"/>
-            </w:tcMar>
-          </w:tcPr>
-          <w:p>
-            <w:pPr>
-              <w:pStyle w:val="BDOITable"/>
-            </w:pPr>
-            <w:r>
-              <w:rPr>
-                <w:sz w:val="15"/>
-              </w:rPr>
-              <w:t>Program Manager (BPS), Data Migration Lead</w:t>
+              <w:t>Data Migration Lead, Data owners</w:t>
             </w:r>
           </w:p>
         </w:tc>
@@ -6071,7 +6161,7 @@
                 <w:b/>
                 <w:sz w:val="15"/>
               </w:rPr>
-              <w:t>Test plan (04 workbook, 05 summary)</w:t>
+              <w:t>Reconciliation and migration reports</w:t>
             </w:r>
           </w:p>
         </w:tc>
@@ -6117,7 +6207,7 @@
               <w:rPr>
                 <w:sz w:val="15"/>
               </w:rPr>
-              <w:t>Data Migration Lead, Data owners</w:t>
+              <w:t>Data owners</w:t>
             </w:r>
           </w:p>
         </w:tc>
@@ -6140,7 +6230,238 @@
               <w:rPr>
                 <w:sz w:val="15"/>
               </w:rPr>
+              <w:t>Program Manager (BPS)</w:t>
+            </w:r>
+          </w:p>
+        </w:tc>
+        <w:tc>
+          <w:tcPr>
+            <w:tcW w:type="dxa" w:w="2153"/>
+            <w:tcMar>
+              <w:top w:w="50" w:type="dxa"/>
+              <w:bottom w:w="50" w:type="dxa"/>
+              <w:left w:w="90" w:type="dxa"/>
+              <w:right w:w="90" w:type="dxa"/>
+            </w:tcMar>
+            <w:shd w:val="clear" w:color="auto" w:fill="E5F5FF"/>
+          </w:tcPr>
+          <w:p>
+            <w:pPr>
+              <w:pStyle w:val="BDOITable"/>
+            </w:pPr>
+            <w:r>
+              <w:rPr>
+                <w:sz w:val="15"/>
+              </w:rPr>
+              <w:t>Product Owner (MBS), Head Comptrollership, PO FRBS and ACSL</w:t>
+            </w:r>
+          </w:p>
+        </w:tc>
+      </w:tr>
+      <w:tr>
+        <w:tc>
+          <w:tcPr>
+            <w:tcW w:type="dxa" w:w="2946"/>
+            <w:tcMar>
+              <w:top w:w="50" w:type="dxa"/>
+              <w:bottom w:w="50" w:type="dxa"/>
+              <w:left w:w="90" w:type="dxa"/>
+              <w:right w:w="90" w:type="dxa"/>
+            </w:tcMar>
+          </w:tcPr>
+          <w:p>
+            <w:pPr>
+              <w:pStyle w:val="BDOITable"/>
+            </w:pPr>
+            <w:r>
+              <w:rPr>
+                <w:b/>
+                <w:sz w:val="15"/>
+              </w:rPr>
+              <w:t>Cut-over plan, go / no-go and rollback</w:t>
+            </w:r>
+          </w:p>
+        </w:tc>
+        <w:tc>
+          <w:tcPr>
+            <w:tcW w:type="dxa" w:w="1360"/>
+            <w:tcMar>
+              <w:top w:w="50" w:type="dxa"/>
+              <w:bottom w:w="50" w:type="dxa"/>
+              <w:left w:w="90" w:type="dxa"/>
+              <w:right w:w="90" w:type="dxa"/>
+            </w:tcMar>
+          </w:tcPr>
+          <w:p>
+            <w:pPr>
+              <w:pStyle w:val="BDOITable"/>
+            </w:pPr>
+            <w:r>
+              <w:rPr>
+                <w:sz w:val="15"/>
+              </w:rPr>
+              <w:t>iorta TechNXT</w:t>
+            </w:r>
+          </w:p>
+        </w:tc>
+        <w:tc>
+          <w:tcPr>
+            <w:tcW w:type="dxa" w:w="1813"/>
+            <w:tcMar>
+              <w:top w:w="50" w:type="dxa"/>
+              <w:bottom w:w="50" w:type="dxa"/>
+              <w:left w:w="90" w:type="dxa"/>
+              <w:right w:w="90" w:type="dxa"/>
+            </w:tcMar>
+          </w:tcPr>
+          <w:p>
+            <w:pPr>
+              <w:pStyle w:val="BDOITable"/>
+            </w:pPr>
+            <w:r>
+              <w:rPr>
+                <w:sz w:val="15"/>
+              </w:rPr>
+              <w:t>Data Migration Lead, BDOI IT</w:t>
+            </w:r>
+          </w:p>
+        </w:tc>
+        <w:tc>
+          <w:tcPr>
+            <w:tcW w:type="dxa" w:w="1700"/>
+            <w:tcMar>
+              <w:top w:w="50" w:type="dxa"/>
+              <w:bottom w:w="50" w:type="dxa"/>
+              <w:left w:w="90" w:type="dxa"/>
+              <w:right w:w="90" w:type="dxa"/>
+            </w:tcMar>
+          </w:tcPr>
+          <w:p>
+            <w:pPr>
+              <w:pStyle w:val="BDOITable"/>
+            </w:pPr>
+            <w:r>
+              <w:rPr>
+                <w:sz w:val="15"/>
+              </w:rPr>
               <w:t>Program Manager (BPS), BDOI IT</w:t>
+            </w:r>
+          </w:p>
+        </w:tc>
+        <w:tc>
+          <w:tcPr>
+            <w:tcW w:type="dxa" w:w="2153"/>
+            <w:tcMar>
+              <w:top w:w="50" w:type="dxa"/>
+              <w:bottom w:w="50" w:type="dxa"/>
+              <w:left w:w="90" w:type="dxa"/>
+              <w:right w:w="90" w:type="dxa"/>
+            </w:tcMar>
+          </w:tcPr>
+          <w:p>
+            <w:pPr>
+              <w:pStyle w:val="BDOITable"/>
+            </w:pPr>
+            <w:r>
+              <w:rPr>
+                <w:sz w:val="15"/>
+              </w:rPr>
+              <w:t>Product Owner (MBS), Head Comptrollership, Head Operations</w:t>
+            </w:r>
+          </w:p>
+        </w:tc>
+      </w:tr>
+      <w:tr>
+        <w:tc>
+          <w:tcPr>
+            <w:tcW w:type="dxa" w:w="2946"/>
+            <w:tcMar>
+              <w:top w:w="50" w:type="dxa"/>
+              <w:bottom w:w="50" w:type="dxa"/>
+              <w:left w:w="90" w:type="dxa"/>
+              <w:right w:w="90" w:type="dxa"/>
+            </w:tcMar>
+            <w:shd w:val="clear" w:color="auto" w:fill="E5F5FF"/>
+          </w:tcPr>
+          <w:p>
+            <w:pPr>
+              <w:pStyle w:val="BDOITable"/>
+            </w:pPr>
+            <w:r>
+              <w:rPr>
+                <w:b/>
+                <w:sz w:val="15"/>
+              </w:rPr>
+              <w:t>Proposed business rules and clarifications for confirmation; open decisions</w:t>
+            </w:r>
+          </w:p>
+        </w:tc>
+        <w:tc>
+          <w:tcPr>
+            <w:tcW w:type="dxa" w:w="1360"/>
+            <w:tcMar>
+              <w:top w:w="50" w:type="dxa"/>
+              <w:bottom w:w="50" w:type="dxa"/>
+              <w:left w:w="90" w:type="dxa"/>
+              <w:right w:w="90" w:type="dxa"/>
+            </w:tcMar>
+            <w:shd w:val="clear" w:color="auto" w:fill="E5F5FF"/>
+          </w:tcPr>
+          <w:p>
+            <w:pPr>
+              <w:pStyle w:val="BDOITable"/>
+            </w:pPr>
+            <w:r>
+              <w:rPr>
+                <w:sz w:val="15"/>
+              </w:rPr>
+              <w:t>iorta TechNXT</w:t>
+            </w:r>
+          </w:p>
+        </w:tc>
+        <w:tc>
+          <w:tcPr>
+            <w:tcW w:type="dxa" w:w="1813"/>
+            <w:tcMar>
+              <w:top w:w="50" w:type="dxa"/>
+              <w:bottom w:w="50" w:type="dxa"/>
+              <w:left w:w="90" w:type="dxa"/>
+              <w:right w:w="90" w:type="dxa"/>
+            </w:tcMar>
+            <w:shd w:val="clear" w:color="auto" w:fill="E5F5FF"/>
+          </w:tcPr>
+          <w:p>
+            <w:pPr>
+              <w:pStyle w:val="BDOITable"/>
+            </w:pPr>
+            <w:r>
+              <w:rPr>
+                <w:sz w:val="15"/>
+              </w:rPr>
+              <w:t>Program Manager (BPS), Data Migration Lead</w:t>
+            </w:r>
+          </w:p>
+        </w:tc>
+        <w:tc>
+          <w:tcPr>
+            <w:tcW w:type="dxa" w:w="1700"/>
+            <w:tcMar>
+              <w:top w:w="50" w:type="dxa"/>
+              <w:bottom w:w="50" w:type="dxa"/>
+              <w:left w:w="90" w:type="dxa"/>
+              <w:right w:w="90" w:type="dxa"/>
+            </w:tcMar>
+            <w:shd w:val="clear" w:color="auto" w:fill="E5F5FF"/>
+          </w:tcPr>
+          <w:p>
+            <w:pPr>
+              <w:pStyle w:val="BDOITable"/>
+            </w:pPr>
+            <w:r>
+              <w:rPr>
+                <w:sz w:val="15"/>
+              </w:rPr>
+              <w:t>Program Manager (BPS)</w:t>
             </w:r>
           </w:p>
         </w:tc>
@@ -6188,7 +6509,7 @@
                 <w:b/>
                 <w:sz w:val="15"/>
               </w:rPr>
-              <w:t>Technical Specification (separate document: extract transfer, environments, backup and restore)</w:t>
+              <w:t>Test plan (04 workbook, 05 summary)</w:t>
             </w:r>
           </w:p>
         </w:tc>
@@ -6232,6 +6553,122 @@
               <w:rPr>
                 <w:sz w:val="15"/>
               </w:rPr>
+              <w:t>Data Migration Lead, Data owners</w:t>
+            </w:r>
+          </w:p>
+        </w:tc>
+        <w:tc>
+          <w:tcPr>
+            <w:tcW w:type="dxa" w:w="1700"/>
+            <w:tcMar>
+              <w:top w:w="50" w:type="dxa"/>
+              <w:bottom w:w="50" w:type="dxa"/>
+              <w:left w:w="90" w:type="dxa"/>
+              <w:right w:w="90" w:type="dxa"/>
+            </w:tcMar>
+          </w:tcPr>
+          <w:p>
+            <w:pPr>
+              <w:pStyle w:val="BDOITable"/>
+            </w:pPr>
+            <w:r>
+              <w:rPr>
+                <w:sz w:val="15"/>
+              </w:rPr>
+              <w:t>Program Manager (BPS), BDOI IT</w:t>
+            </w:r>
+          </w:p>
+        </w:tc>
+        <w:tc>
+          <w:tcPr>
+            <w:tcW w:type="dxa" w:w="2153"/>
+            <w:tcMar>
+              <w:top w:w="50" w:type="dxa"/>
+              <w:bottom w:w="50" w:type="dxa"/>
+              <w:left w:w="90" w:type="dxa"/>
+              <w:right w:w="90" w:type="dxa"/>
+            </w:tcMar>
+          </w:tcPr>
+          <w:p>
+            <w:pPr>
+              <w:pStyle w:val="BDOITable"/>
+            </w:pPr>
+            <w:r>
+              <w:rPr>
+                <w:sz w:val="15"/>
+              </w:rPr>
+              <w:t>Product Owner (MBS)</w:t>
+            </w:r>
+          </w:p>
+        </w:tc>
+      </w:tr>
+      <w:tr>
+        <w:tc>
+          <w:tcPr>
+            <w:tcW w:type="dxa" w:w="2946"/>
+            <w:tcMar>
+              <w:top w:w="50" w:type="dxa"/>
+              <w:bottom w:w="50" w:type="dxa"/>
+              <w:left w:w="90" w:type="dxa"/>
+              <w:right w:w="90" w:type="dxa"/>
+            </w:tcMar>
+            <w:shd w:val="clear" w:color="auto" w:fill="E5F5FF"/>
+          </w:tcPr>
+          <w:p>
+            <w:pPr>
+              <w:pStyle w:val="BDOITable"/>
+            </w:pPr>
+            <w:r>
+              <w:rPr>
+                <w:b/>
+                <w:sz w:val="15"/>
+              </w:rPr>
+              <w:t>Technical Specification (separate document: extract transfer, environments, backup and restore)</w:t>
+            </w:r>
+          </w:p>
+        </w:tc>
+        <w:tc>
+          <w:tcPr>
+            <w:tcW w:type="dxa" w:w="1360"/>
+            <w:tcMar>
+              <w:top w:w="50" w:type="dxa"/>
+              <w:bottom w:w="50" w:type="dxa"/>
+              <w:left w:w="90" w:type="dxa"/>
+              <w:right w:w="90" w:type="dxa"/>
+            </w:tcMar>
+            <w:shd w:val="clear" w:color="auto" w:fill="E5F5FF"/>
+          </w:tcPr>
+          <w:p>
+            <w:pPr>
+              <w:pStyle w:val="BDOITable"/>
+            </w:pPr>
+            <w:r>
+              <w:rPr>
+                <w:sz w:val="15"/>
+              </w:rPr>
+              <w:t>iorta TechNXT</w:t>
+            </w:r>
+          </w:p>
+        </w:tc>
+        <w:tc>
+          <w:tcPr>
+            <w:tcW w:type="dxa" w:w="1813"/>
+            <w:tcMar>
+              <w:top w:w="50" w:type="dxa"/>
+              <w:bottom w:w="50" w:type="dxa"/>
+              <w:left w:w="90" w:type="dxa"/>
+              <w:right w:w="90" w:type="dxa"/>
+            </w:tcMar>
+            <w:shd w:val="clear" w:color="auto" w:fill="E5F5FF"/>
+          </w:tcPr>
+          <w:p>
+            <w:pPr>
+              <w:pStyle w:val="BDOITable"/>
+            </w:pPr>
+            <w:r>
+              <w:rPr>
+                <w:sz w:val="15"/>
+              </w:rPr>
               <w:t>BDOI IT</w:t>
             </w:r>
           </w:p>
@@ -6245,6 +6682,7 @@
               <w:left w:w="90" w:type="dxa"/>
               <w:right w:w="90" w:type="dxa"/>
             </w:tcMar>
+            <w:shd w:val="clear" w:color="auto" w:fill="E5F5FF"/>
           </w:tcPr>
           <w:p>
             <w:pPr>
@@ -6267,6 +6705,7 @@
               <w:left w:w="90" w:type="dxa"/>
               <w:right w:w="90" w:type="dxa"/>
             </w:tcMar>
+            <w:shd w:val="clear" w:color="auto" w:fill="E5F5FF"/>
           </w:tcPr>
           <w:p>
             <w:pPr>

--- a/docs/deliverables/out/Drop-0_Setup_and_Data_Migration/BRD-13_Data_Migration/00_BIBS_StartHere_BRD-13_Data_Migration_v2.0.docx
+++ b/docs/deliverables/out/Drop-0_Setup_and_Data_Migration/BRD-13_Data_Migration/00_BIBS_StartHere_BRD-13_Data_Migration_v2.0.docx
@@ -18,7 +18,7 @@
               <a:graphicData uri="http://schemas.openxmlformats.org/drawingml/2006/picture">
                 <pic:pic>
                   <pic:nvPicPr>
-                    <pic:cNvPr id="0" name="bdo-insure.png"/>
+                    <pic:cNvPr id="0" name="client-logo.png"/>
                     <pic:cNvPicPr/>
                   </pic:nvPicPr>
                   <pic:blipFill>
@@ -8654,7 +8654,7 @@
             <a:graphicData uri="http://schemas.openxmlformats.org/drawingml/2006/picture">
               <pic:pic>
                 <pic:nvPicPr>
-                  <pic:cNvPr id="0" name="bdo-insure.png"/>
+                  <pic:cNvPr id="0" name="client-logo.png"/>
                   <pic:cNvPicPr/>
                 </pic:nvPicPr>
                 <pic:blipFill>
